--- a/docs/with-mco-no-fine-tuning.docx
+++ b/docs/with-mco-no-fine-tuning.docx
@@ -518,55 +518,91 @@
           <w:tcPr>
             <w:tcW w:w="1283" w:type="dxa"/>
           </w:tcPr>
-          <w:p/>
+          <w:p>
+            <w:r>
+              <w:t>58.92</w:t>
+            </w:r>
+          </w:p>
         </w:tc>
         <w:tc>
           <w:tcPr>
             <w:tcW w:w="1183" w:type="dxa"/>
           </w:tcPr>
-          <w:p/>
+          <w:p>
+            <w:r>
+              <w:t>12.96</w:t>
+            </w:r>
+          </w:p>
         </w:tc>
         <w:tc>
           <w:tcPr>
             <w:tcW w:w="1207" w:type="dxa"/>
           </w:tcPr>
-          <w:p/>
+          <w:p>
+            <w:r>
+              <w:t>13.22</w:t>
+            </w:r>
+          </w:p>
         </w:tc>
         <w:tc>
           <w:tcPr>
             <w:tcW w:w="1240" w:type="dxa"/>
           </w:tcPr>
-          <w:p/>
-        </w:tc>
-        <w:tc>
-          <w:tcPr>
-            <w:tcW w:w="1390" w:type="dxa"/>
-          </w:tcPr>
-          <w:p/>
-        </w:tc>
-        <w:tc>
-          <w:tcPr>
-            <w:tcW w:w="1390" w:type="dxa"/>
-          </w:tcPr>
-          <w:p/>
+          <w:p>
+            <w:r>
+              <w:t>14.90</w:t>
+            </w:r>
+          </w:p>
+        </w:tc>
+        <w:tc>
+          <w:tcPr>
+            <w:tcW w:w="1390" w:type="dxa"/>
+          </w:tcPr>
+          <w:p>
+            <w:r>
+              <w:t>163,078</w:t>
+            </w:r>
+          </w:p>
+        </w:tc>
+        <w:tc>
+          <w:tcPr>
+            <w:tcW w:w="1390" w:type="dxa"/>
+          </w:tcPr>
+          <w:p>
+            <w:r>
+              <w:t>183,730</w:t>
+            </w:r>
+          </w:p>
         </w:tc>
         <w:tc>
           <w:tcPr>
             <w:tcW w:w="1154" w:type="dxa"/>
           </w:tcPr>
-          <w:p/>
+          <w:p>
+            <w:r>
+              <w:t>0.3902</w:t>
+            </w:r>
+          </w:p>
         </w:tc>
         <w:tc>
           <w:tcPr>
             <w:tcW w:w="1545" w:type="dxa"/>
           </w:tcPr>
-          <w:p/>
+          <w:p>
+            <w:r>
+              <w:t>+33.30</w:t>
+            </w:r>
+          </w:p>
         </w:tc>
         <w:tc>
           <w:tcPr>
             <w:tcW w:w="2060" w:type="dxa"/>
           </w:tcPr>
-          <w:p/>
+          <w:p>
+            <w:r>
+              <w:t>+11.69</w:t>
+            </w:r>
+          </w:p>
         </w:tc>
       </w:tr>
       <w:tr>
@@ -584,55 +620,91 @@
           <w:tcPr>
             <w:tcW w:w="1283" w:type="dxa"/>
           </w:tcPr>
-          <w:p/>
+          <w:p>
+            <w:r>
+              <w:t>72.74</w:t>
+            </w:r>
+          </w:p>
         </w:tc>
         <w:tc>
           <w:tcPr>
             <w:tcW w:w="1183" w:type="dxa"/>
           </w:tcPr>
-          <w:p/>
+          <w:p>
+            <w:r>
+              <w:t>8.64</w:t>
+            </w:r>
+          </w:p>
         </w:tc>
         <w:tc>
           <w:tcPr>
             <w:tcW w:w="1207" w:type="dxa"/>
           </w:tcPr>
-          <w:p/>
+          <w:p>
+            <w:r>
+              <w:t>8.16</w:t>
+            </w:r>
+          </w:p>
         </w:tc>
         <w:tc>
           <w:tcPr>
             <w:tcW w:w="1240" w:type="dxa"/>
           </w:tcPr>
-          <w:p/>
-        </w:tc>
-        <w:tc>
-          <w:tcPr>
-            <w:tcW w:w="1390" w:type="dxa"/>
-          </w:tcPr>
-          <w:p/>
-        </w:tc>
-        <w:tc>
-          <w:tcPr>
-            <w:tcW w:w="1390" w:type="dxa"/>
-          </w:tcPr>
-          <w:p/>
+          <w:p>
+            <w:r>
+              <w:t>10.46</w:t>
+            </w:r>
+          </w:p>
+        </w:tc>
+        <w:tc>
+          <w:tcPr>
+            <w:tcW w:w="1390" w:type="dxa"/>
+          </w:tcPr>
+          <w:p>
+            <w:r>
+              <w:t>100,581</w:t>
+            </w:r>
+          </w:p>
+        </w:tc>
+        <w:tc>
+          <w:tcPr>
+            <w:tcW w:w="1390" w:type="dxa"/>
+          </w:tcPr>
+          <w:p>
+            <w:r>
+              <w:t>129,044</w:t>
+            </w:r>
+          </w:p>
         </w:tc>
         <w:tc>
           <w:tcPr>
             <w:tcW w:w="1154" w:type="dxa"/>
           </w:tcPr>
-          <w:p/>
+          <w:p>
+            <w:r>
+              <w:t>0.6992</w:t>
+            </w:r>
+          </w:p>
         </w:tc>
         <w:tc>
           <w:tcPr>
             <w:tcW w:w="1545" w:type="dxa"/>
           </w:tcPr>
-          <w:p/>
+          <w:p>
+            <w:r>
+              <w:t>+47.13</w:t>
+            </w:r>
+          </w:p>
         </w:tc>
         <w:tc>
           <w:tcPr>
             <w:tcW w:w="2060" w:type="dxa"/>
           </w:tcPr>
-          <w:p/>
+          <w:p>
+            <w:r>
+              <w:t>+16.01</w:t>
+            </w:r>
+          </w:p>
         </w:tc>
       </w:tr>
       <w:tr>
@@ -650,55 +722,91 @@
           <w:tcPr>
             <w:tcW w:w="1283" w:type="dxa"/>
           </w:tcPr>
-          <w:p/>
+          <w:p>
+            <w:r>
+              <w:t>44.21</w:t>
+            </w:r>
+          </w:p>
         </w:tc>
         <w:tc>
           <w:tcPr>
             <w:tcW w:w="1183" w:type="dxa"/>
           </w:tcPr>
-          <w:p/>
+          <w:p>
+            <w:r>
+              <w:t>17.61</w:t>
+            </w:r>
+          </w:p>
         </w:tc>
         <w:tc>
           <w:tcPr>
             <w:tcW w:w="1207" w:type="dxa"/>
           </w:tcPr>
-          <w:p/>
+          <w:p>
+            <w:r>
+              <w:t>18.15</w:t>
+            </w:r>
+          </w:p>
         </w:tc>
         <w:tc>
           <w:tcPr>
             <w:tcW w:w="1240" w:type="dxa"/>
           </w:tcPr>
-          <w:p/>
-        </w:tc>
-        <w:tc>
-          <w:tcPr>
-            <w:tcW w:w="1390" w:type="dxa"/>
-          </w:tcPr>
-          <w:p/>
-        </w:tc>
-        <w:tc>
-          <w:tcPr>
-            <w:tcW w:w="1390" w:type="dxa"/>
-          </w:tcPr>
-          <w:p/>
+          <w:p>
+            <w:r>
+              <w:t>20.03</w:t>
+            </w:r>
+          </w:p>
+        </w:tc>
+        <w:tc>
+          <w:tcPr>
+            <w:tcW w:w="1390" w:type="dxa"/>
+          </w:tcPr>
+          <w:p>
+            <w:r>
+              <w:t>223,829</w:t>
+            </w:r>
+          </w:p>
+        </w:tc>
+        <w:tc>
+          <w:tcPr>
+            <w:tcW w:w="1390" w:type="dxa"/>
+          </w:tcPr>
+          <w:p>
+            <w:r>
+              <w:t>247,015</w:t>
+            </w:r>
+          </w:p>
         </w:tc>
         <w:tc>
           <w:tcPr>
             <w:tcW w:w="1154" w:type="dxa"/>
           </w:tcPr>
-          <w:p/>
+          <w:p>
+            <w:r>
+              <w:t>-0.1022</w:t>
+            </w:r>
+          </w:p>
         </w:tc>
         <w:tc>
           <w:tcPr>
             <w:tcW w:w="1545" w:type="dxa"/>
           </w:tcPr>
-          <w:p/>
+          <w:p>
+            <w:r>
+              <w:t>+18.59</w:t>
+            </w:r>
+          </w:p>
         </w:tc>
         <w:tc>
           <w:tcPr>
             <w:tcW w:w="2060" w:type="dxa"/>
           </w:tcPr>
-          <w:p/>
+          <w:p>
+            <w:r>
+              <w:t>+7.04</w:t>
+            </w:r>
+          </w:p>
         </w:tc>
       </w:tr>
       <w:tr>
@@ -716,55 +824,91 @@
           <w:tcPr>
             <w:tcW w:w="1283" w:type="dxa"/>
           </w:tcPr>
-          <w:p/>
+          <w:p>
+            <w:r>
+              <w:t>66.92</w:t>
+            </w:r>
+          </w:p>
         </w:tc>
         <w:tc>
           <w:tcPr>
             <w:tcW w:w="1183" w:type="dxa"/>
           </w:tcPr>
-          <w:p/>
+          <w:p>
+            <w:r>
+              <w:t>10.70</w:t>
+            </w:r>
+          </w:p>
         </w:tc>
         <w:tc>
           <w:tcPr>
             <w:tcW w:w="1207" w:type="dxa"/>
           </w:tcPr>
-          <w:p/>
+          <w:p>
+            <w:r>
+              <w:t>10.00</w:t>
+            </w:r>
+          </w:p>
         </w:tc>
         <w:tc>
           <w:tcPr>
             <w:tcW w:w="1240" w:type="dxa"/>
           </w:tcPr>
-          <w:p/>
-        </w:tc>
-        <w:tc>
-          <w:tcPr>
-            <w:tcW w:w="1390" w:type="dxa"/>
-          </w:tcPr>
-          <w:p/>
-        </w:tc>
-        <w:tc>
-          <w:tcPr>
-            <w:tcW w:w="1390" w:type="dxa"/>
-          </w:tcPr>
-          <w:p/>
+          <w:p>
+            <w:r>
+              <w:t>12.38</w:t>
+            </w:r>
+          </w:p>
+        </w:tc>
+        <w:tc>
+          <w:tcPr>
+            <w:tcW w:w="1390" w:type="dxa"/>
+          </w:tcPr>
+          <w:p>
+            <w:r>
+              <w:t>123,347</w:t>
+            </w:r>
+          </w:p>
+        </w:tc>
+        <w:tc>
+          <w:tcPr>
+            <w:tcW w:w="1390" w:type="dxa"/>
+          </w:tcPr>
+          <w:p>
+            <w:r>
+              <w:t>152,680</w:t>
+            </w:r>
+          </w:p>
         </w:tc>
         <w:tc>
           <w:tcPr>
             <w:tcW w:w="1154" w:type="dxa"/>
           </w:tcPr>
-          <w:p/>
+          <w:p>
+            <w:r>
+              <w:t>0.5789</w:t>
+            </w:r>
+          </w:p>
         </w:tc>
         <w:tc>
           <w:tcPr>
             <w:tcW w:w="1545" w:type="dxa"/>
           </w:tcPr>
-          <w:p/>
+          <w:p>
+            <w:r>
+              <w:t>+41.30</w:t>
+            </w:r>
+          </w:p>
         </w:tc>
         <w:tc>
           <w:tcPr>
             <w:tcW w:w="2060" w:type="dxa"/>
           </w:tcPr>
-          <w:p/>
+          <w:p>
+            <w:r>
+              <w:t>+13.95</w:t>
+            </w:r>
+          </w:p>
         </w:tc>
       </w:tr>
       <w:tr>
@@ -782,55 +926,91 @@
           <w:tcPr>
             <w:tcW w:w="1283" w:type="dxa"/>
           </w:tcPr>
-          <w:p/>
+          <w:p>
+            <w:r>
+              <w:t>68.55</w:t>
+            </w:r>
+          </w:p>
         </w:tc>
         <w:tc>
           <w:tcPr>
             <w:tcW w:w="1183" w:type="dxa"/>
           </w:tcPr>
-          <w:p/>
+          <w:p>
+            <w:r>
+              <w:t>9.99</w:t>
+            </w:r>
+          </w:p>
         </w:tc>
         <w:tc>
           <w:tcPr>
             <w:tcW w:w="1207" w:type="dxa"/>
           </w:tcPr>
-          <w:p/>
+          <w:p>
+            <w:r>
+              <w:t>9.73</w:t>
+            </w:r>
+          </w:p>
         </w:tc>
         <w:tc>
           <w:tcPr>
             <w:tcW w:w="1240" w:type="dxa"/>
           </w:tcPr>
-          <w:p/>
-        </w:tc>
-        <w:tc>
-          <w:tcPr>
-            <w:tcW w:w="1390" w:type="dxa"/>
-          </w:tcPr>
-          <w:p/>
-        </w:tc>
-        <w:tc>
-          <w:tcPr>
-            <w:tcW w:w="1390" w:type="dxa"/>
-          </w:tcPr>
-          <w:p/>
+          <w:p>
+            <w:r>
+              <w:t>11.73</w:t>
+            </w:r>
+          </w:p>
+        </w:tc>
+        <w:tc>
+          <w:tcPr>
+            <w:tcW w:w="1390" w:type="dxa"/>
+          </w:tcPr>
+          <w:p>
+            <w:r>
+              <w:t>119,954</w:t>
+            </w:r>
+          </w:p>
+        </w:tc>
+        <w:tc>
+          <w:tcPr>
+            <w:tcW w:w="1390" w:type="dxa"/>
+          </w:tcPr>
+          <w:p>
+            <w:r>
+              <w:t>144,674</w:t>
+            </w:r>
+          </w:p>
         </w:tc>
         <w:tc>
           <w:tcPr>
             <w:tcW w:w="1154" w:type="dxa"/>
           </w:tcPr>
-          <w:p/>
+          <w:p>
+            <w:r>
+              <w:t>0.6219</w:t>
+            </w:r>
+          </w:p>
         </w:tc>
         <w:tc>
           <w:tcPr>
             <w:tcW w:w="1545" w:type="dxa"/>
           </w:tcPr>
-          <w:p/>
+          <w:p>
+            <w:r>
+              <w:t>+42.93</w:t>
+            </w:r>
+          </w:p>
         </w:tc>
         <w:tc>
           <w:tcPr>
             <w:tcW w:w="2060" w:type="dxa"/>
           </w:tcPr>
-          <w:p/>
+          <w:p>
+            <w:r>
+              <w:t>+14.66</w:t>
+            </w:r>
+          </w:p>
         </w:tc>
       </w:tr>
       <w:tr>
@@ -848,55 +1028,91 @@
           <w:tcPr>
             <w:tcW w:w="1283" w:type="dxa"/>
           </w:tcPr>
-          <w:p/>
+          <w:p>
+            <w:r>
+              <w:t>60.59</w:t>
+            </w:r>
+          </w:p>
         </w:tc>
         <w:tc>
           <w:tcPr>
             <w:tcW w:w="1183" w:type="dxa"/>
           </w:tcPr>
-          <w:p/>
+          <w:p>
+            <w:r>
+              <w:t>12.47</w:t>
+            </w:r>
+          </w:p>
         </w:tc>
         <w:tc>
           <w:tcPr>
             <w:tcW w:w="1207" w:type="dxa"/>
           </w:tcPr>
-          <w:p/>
+          <w:p>
+            <w:r>
+              <w:t>12.50</w:t>
+            </w:r>
+          </w:p>
         </w:tc>
         <w:tc>
           <w:tcPr>
             <w:tcW w:w="1240" w:type="dxa"/>
           </w:tcPr>
-          <w:p/>
-        </w:tc>
-        <w:tc>
-          <w:tcPr>
-            <w:tcW w:w="1390" w:type="dxa"/>
-          </w:tcPr>
-          <w:p/>
-        </w:tc>
-        <w:tc>
-          <w:tcPr>
-            <w:tcW w:w="1390" w:type="dxa"/>
-          </w:tcPr>
-          <w:p/>
+          <w:p>
+            <w:r>
+              <w:t>14.44</w:t>
+            </w:r>
+          </w:p>
+        </w:tc>
+        <w:tc>
+          <w:tcPr>
+            <w:tcW w:w="1390" w:type="dxa"/>
+          </w:tcPr>
+          <w:p>
+            <w:r>
+              <w:t>154,158</w:t>
+            </w:r>
+          </w:p>
+        </w:tc>
+        <w:tc>
+          <w:tcPr>
+            <w:tcW w:w="1390" w:type="dxa"/>
+          </w:tcPr>
+          <w:p>
+            <w:r>
+              <w:t>178,075</w:t>
+            </w:r>
+          </w:p>
         </w:tc>
         <w:tc>
           <w:tcPr>
             <w:tcW w:w="1154" w:type="dxa"/>
           </w:tcPr>
-          <w:p/>
+          <w:p>
+            <w:r>
+              <w:t>0.4272</w:t>
+            </w:r>
+          </w:p>
         </w:tc>
         <w:tc>
           <w:tcPr>
             <w:tcW w:w="1545" w:type="dxa"/>
           </w:tcPr>
-          <w:p/>
+          <w:p>
+            <w:r>
+              <w:t>+34.97</w:t>
+            </w:r>
+          </w:p>
         </w:tc>
         <w:tc>
           <w:tcPr>
             <w:tcW w:w="2060" w:type="dxa"/>
           </w:tcPr>
-          <w:p/>
+          <w:p>
+            <w:r>
+              <w:t>+12.18</w:t>
+            </w:r>
+          </w:p>
         </w:tc>
       </w:tr>
       <w:tr>
@@ -914,55 +1130,91 @@
           <w:tcPr>
             <w:tcW w:w="1283" w:type="dxa"/>
           </w:tcPr>
-          <w:p/>
+          <w:p>
+            <w:r>
+              <w:t>66.75</w:t>
+            </w:r>
+          </w:p>
         </w:tc>
         <w:tc>
           <w:tcPr>
             <w:tcW w:w="1183" w:type="dxa"/>
           </w:tcPr>
-          <w:p/>
+          <w:p>
+            <w:r>
+              <w:t>10.49</w:t>
+            </w:r>
+          </w:p>
         </w:tc>
         <w:tc>
           <w:tcPr>
             <w:tcW w:w="1207" w:type="dxa"/>
           </w:tcPr>
-          <w:p/>
+          <w:p>
+            <w:r>
+              <w:t>10.45</w:t>
+            </w:r>
+          </w:p>
         </w:tc>
         <w:tc>
           <w:tcPr>
             <w:tcW w:w="1240" w:type="dxa"/>
           </w:tcPr>
-          <w:p/>
-        </w:tc>
-        <w:tc>
-          <w:tcPr>
-            <w:tcW w:w="1390" w:type="dxa"/>
-          </w:tcPr>
-          <w:p/>
-        </w:tc>
-        <w:tc>
-          <w:tcPr>
-            <w:tcW w:w="1390" w:type="dxa"/>
-          </w:tcPr>
-          <w:p/>
+          <w:p>
+            <w:r>
+              <w:t>12.31</w:t>
+            </w:r>
+          </w:p>
+        </w:tc>
+        <w:tc>
+          <w:tcPr>
+            <w:tcW w:w="1390" w:type="dxa"/>
+          </w:tcPr>
+          <w:p>
+            <w:r>
+              <w:t>128,890</w:t>
+            </w:r>
+          </w:p>
+        </w:tc>
+        <w:tc>
+          <w:tcPr>
+            <w:tcW w:w="1390" w:type="dxa"/>
+          </w:tcPr>
+          <w:p>
+            <w:r>
+              <w:t>151,779</w:t>
+            </w:r>
+          </w:p>
         </w:tc>
         <w:tc>
           <w:tcPr>
             <w:tcW w:w="1154" w:type="dxa"/>
           </w:tcPr>
-          <w:p/>
+          <w:p>
+            <w:r>
+              <w:t>0.5839</w:t>
+            </w:r>
+          </w:p>
         </w:tc>
         <w:tc>
           <w:tcPr>
             <w:tcW w:w="1545" w:type="dxa"/>
           </w:tcPr>
-          <w:p/>
+          <w:p>
+            <w:r>
+              <w:t>+41.13</w:t>
+            </w:r>
+          </w:p>
         </w:tc>
         <w:tc>
           <w:tcPr>
             <w:tcW w:w="2060" w:type="dxa"/>
           </w:tcPr>
-          <w:p/>
+          <w:p>
+            <w:r>
+              <w:t>+14.16</w:t>
+            </w:r>
+          </w:p>
         </w:tc>
       </w:tr>
     </w:tbl>
@@ -1010,14 +1262,7 @@
                 <w:b/>
                 <w:bCs/>
               </w:rPr>
-              <w:t>Include</w:t>
-            </w:r>
-            <w:r>
-              <w:rPr>
-                <w:b/>
-                <w:bCs/>
-              </w:rPr>
-              <w:t xml:space="preserve"> </w:t>
+              <w:t xml:space="preserve">Include </w:t>
             </w:r>
             <w:r>
               <w:t xml:space="preserve">MCO; </w:t>
@@ -1464,55 +1709,91 @@
           <w:tcPr>
             <w:tcW w:w="1283" w:type="dxa"/>
           </w:tcPr>
-          <w:p/>
+          <w:p>
+            <w:r>
+              <w:t>64.76</w:t>
+            </w:r>
+          </w:p>
         </w:tc>
         <w:tc>
           <w:tcPr>
             <w:tcW w:w="1183" w:type="dxa"/>
           </w:tcPr>
-          <w:p/>
+          <w:p>
+            <w:r>
+              <w:t>11.40</w:t>
+            </w:r>
+          </w:p>
         </w:tc>
         <w:tc>
           <w:tcPr>
             <w:tcW w:w="1207" w:type="dxa"/>
           </w:tcPr>
-          <w:p/>
+          <w:p>
+            <w:r>
+              <w:t>10.98</w:t>
+            </w:r>
+          </w:p>
         </w:tc>
         <w:tc>
           <w:tcPr>
             <w:tcW w:w="1240" w:type="dxa"/>
           </w:tcPr>
-          <w:p/>
-        </w:tc>
-        <w:tc>
-          <w:tcPr>
-            <w:tcW w:w="1390" w:type="dxa"/>
-          </w:tcPr>
-          <w:p/>
-        </w:tc>
-        <w:tc>
-          <w:tcPr>
-            <w:tcW w:w="1390" w:type="dxa"/>
-          </w:tcPr>
-          <w:p/>
+          <w:p>
+            <w:r>
+              <w:t>12.86</w:t>
+            </w:r>
+          </w:p>
+        </w:tc>
+        <w:tc>
+          <w:tcPr>
+            <w:tcW w:w="1390" w:type="dxa"/>
+          </w:tcPr>
+          <w:p>
+            <w:r>
+              <w:t>135,390</w:t>
+            </w:r>
+          </w:p>
+        </w:tc>
+        <w:tc>
+          <w:tcPr>
+            <w:tcW w:w="1390" w:type="dxa"/>
+          </w:tcPr>
+          <w:p>
+            <w:r>
+              <w:t>158,620</w:t>
+            </w:r>
+          </w:p>
         </w:tc>
         <w:tc>
           <w:tcPr>
             <w:tcW w:w="1154" w:type="dxa"/>
           </w:tcPr>
-          <w:p/>
+          <w:p>
+            <w:r>
+              <w:t>0.5455</w:t>
+            </w:r>
+          </w:p>
         </w:tc>
         <w:tc>
           <w:tcPr>
             <w:tcW w:w="1545" w:type="dxa"/>
           </w:tcPr>
-          <w:p/>
+          <w:p>
+            <w:r>
+              <w:t>+39.14</w:t>
+            </w:r>
+          </w:p>
         </w:tc>
         <w:tc>
           <w:tcPr>
             <w:tcW w:w="2060" w:type="dxa"/>
           </w:tcPr>
-          <w:p/>
+          <w:p>
+            <w:r>
+              <w:t>+13.25</w:t>
+            </w:r>
+          </w:p>
         </w:tc>
       </w:tr>
       <w:tr>
@@ -1530,55 +1811,91 @@
           <w:tcPr>
             <w:tcW w:w="1283" w:type="dxa"/>
           </w:tcPr>
-          <w:p/>
+          <w:p>
+            <w:r>
+              <w:t>52.89</w:t>
+            </w:r>
+          </w:p>
         </w:tc>
         <w:tc>
           <w:tcPr>
             <w:tcW w:w="1183" w:type="dxa"/>
           </w:tcPr>
-          <w:p/>
+          <w:p>
+            <w:r>
+              <w:t>14.65</w:t>
+            </w:r>
+          </w:p>
         </w:tc>
         <w:tc>
           <w:tcPr>
             <w:tcW w:w="1207" w:type="dxa"/>
           </w:tcPr>
-          <w:p/>
+          <w:p>
+            <w:r>
+              <w:t>15.02</w:t>
+            </w:r>
+          </w:p>
         </w:tc>
         <w:tc>
           <w:tcPr>
             <w:tcW w:w="1240" w:type="dxa"/>
           </w:tcPr>
-          <w:p/>
-        </w:tc>
-        <w:tc>
-          <w:tcPr>
-            <w:tcW w:w="1390" w:type="dxa"/>
-          </w:tcPr>
-          <w:p/>
-        </w:tc>
-        <w:tc>
-          <w:tcPr>
-            <w:tcW w:w="1390" w:type="dxa"/>
-          </w:tcPr>
-          <w:p/>
+          <w:p>
+            <w:r>
+              <w:t>17.44</w:t>
+            </w:r>
+          </w:p>
+        </w:tc>
+        <w:tc>
+          <w:tcPr>
+            <w:tcW w:w="1390" w:type="dxa"/>
+          </w:tcPr>
+          <w:p>
+            <w:r>
+              <w:t>185,214</w:t>
+            </w:r>
+          </w:p>
+        </w:tc>
+        <w:tc>
+          <w:tcPr>
+            <w:tcW w:w="1390" w:type="dxa"/>
+          </w:tcPr>
+          <w:p>
+            <w:r>
+              <w:t>215,095</w:t>
+            </w:r>
+          </w:p>
         </w:tc>
         <w:tc>
           <w:tcPr>
             <w:tcW w:w="1154" w:type="dxa"/>
           </w:tcPr>
-          <w:p/>
+          <w:p>
+            <w:r>
+              <w:t>0.1642</w:t>
+            </w:r>
+          </w:p>
         </w:tc>
         <w:tc>
           <w:tcPr>
             <w:tcW w:w="1545" w:type="dxa"/>
           </w:tcPr>
-          <w:p/>
+          <w:p>
+            <w:r>
+              <w:t>+27.27</w:t>
+            </w:r>
+          </w:p>
         </w:tc>
         <w:tc>
           <w:tcPr>
             <w:tcW w:w="2060" w:type="dxa"/>
           </w:tcPr>
-          <w:p/>
+          <w:p>
+            <w:r>
+              <w:t>+10.00</w:t>
+            </w:r>
+          </w:p>
         </w:tc>
       </w:tr>
       <w:tr>
@@ -1596,55 +1913,91 @@
           <w:tcPr>
             <w:tcW w:w="1283" w:type="dxa"/>
           </w:tcPr>
-          <w:p/>
+          <w:p>
+            <w:r>
+              <w:t>42.52</w:t>
+            </w:r>
+          </w:p>
         </w:tc>
         <w:tc>
           <w:tcPr>
             <w:tcW w:w="1183" w:type="dxa"/>
           </w:tcPr>
-          <w:p/>
+          <w:p>
+            <w:r>
+              <w:t>18.57</w:t>
+            </w:r>
+          </w:p>
         </w:tc>
         <w:tc>
           <w:tcPr>
             <w:tcW w:w="1207" w:type="dxa"/>
           </w:tcPr>
-          <w:p/>
+          <w:p>
+            <w:r>
+              <w:t>18.40</w:t>
+            </w:r>
+          </w:p>
         </w:tc>
         <w:tc>
           <w:tcPr>
             <w:tcW w:w="1240" w:type="dxa"/>
           </w:tcPr>
-          <w:p/>
-        </w:tc>
-        <w:tc>
-          <w:tcPr>
-            <w:tcW w:w="1390" w:type="dxa"/>
-          </w:tcPr>
-          <w:p/>
-        </w:tc>
-        <w:tc>
-          <w:tcPr>
-            <w:tcW w:w="1390" w:type="dxa"/>
-          </w:tcPr>
-          <w:p/>
+          <w:p>
+            <w:r>
+              <w:t>20.51</w:t>
+            </w:r>
+          </w:p>
+        </w:tc>
+        <w:tc>
+          <w:tcPr>
+            <w:tcW w:w="1390" w:type="dxa"/>
+          </w:tcPr>
+          <w:p>
+            <w:r>
+              <w:t>226,955</w:t>
+            </w:r>
+          </w:p>
+        </w:tc>
+        <w:tc>
+          <w:tcPr>
+            <w:tcW w:w="1390" w:type="dxa"/>
+          </w:tcPr>
+          <w:p>
+            <w:r>
+              <w:t>252,956</w:t>
+            </w:r>
+          </w:p>
         </w:tc>
         <w:tc>
           <w:tcPr>
             <w:tcW w:w="1154" w:type="dxa"/>
           </w:tcPr>
-          <w:p/>
+          <w:p>
+            <w:r>
+              <w:t>-0.1559</w:t>
+            </w:r>
+          </w:p>
         </w:tc>
         <w:tc>
           <w:tcPr>
             <w:tcW w:w="1545" w:type="dxa"/>
           </w:tcPr>
-          <w:p/>
+          <w:p>
+            <w:r>
+              <w:t>+16.90</w:t>
+            </w:r>
+          </w:p>
         </w:tc>
         <w:tc>
           <w:tcPr>
             <w:tcW w:w="2060" w:type="dxa"/>
           </w:tcPr>
-          <w:p/>
+          <w:p>
+            <w:r>
+              <w:t>+6.08</w:t>
+            </w:r>
+          </w:p>
         </w:tc>
       </w:tr>
       <w:tr>
@@ -1662,55 +2015,91 @@
           <w:tcPr>
             <w:tcW w:w="1283" w:type="dxa"/>
           </w:tcPr>
-          <w:p/>
+          <w:p>
+            <w:r>
+              <w:t>69.01</w:t>
+            </w:r>
+          </w:p>
         </w:tc>
         <w:tc>
           <w:tcPr>
             <w:tcW w:w="1183" w:type="dxa"/>
           </w:tcPr>
-          <w:p/>
+          <w:p>
+            <w:r>
+              <w:t>9.79</w:t>
+            </w:r>
+          </w:p>
         </w:tc>
         <w:tc>
           <w:tcPr>
             <w:tcW w:w="1207" w:type="dxa"/>
           </w:tcPr>
-          <w:p/>
+          <w:p>
+            <w:r>
+              <w:t>9.47</w:t>
+            </w:r>
+          </w:p>
         </w:tc>
         <w:tc>
           <w:tcPr>
             <w:tcW w:w="1240" w:type="dxa"/>
           </w:tcPr>
-          <w:p/>
-        </w:tc>
-        <w:tc>
-          <w:tcPr>
-            <w:tcW w:w="1390" w:type="dxa"/>
-          </w:tcPr>
-          <w:p/>
-        </w:tc>
-        <w:tc>
-          <w:tcPr>
-            <w:tcW w:w="1390" w:type="dxa"/>
-          </w:tcPr>
-          <w:p/>
+          <w:p>
+            <w:r>
+              <w:t>11.72</w:t>
+            </w:r>
+          </w:p>
+        </w:tc>
+        <w:tc>
+          <w:tcPr>
+            <w:tcW w:w="1390" w:type="dxa"/>
+          </w:tcPr>
+          <w:p>
+            <w:r>
+              <w:t>116,797</w:t>
+            </w:r>
+          </w:p>
+        </w:tc>
+        <w:tc>
+          <w:tcPr>
+            <w:tcW w:w="1390" w:type="dxa"/>
+          </w:tcPr>
+          <w:p>
+            <w:r>
+              <w:t>144,579</w:t>
+            </w:r>
+          </w:p>
         </w:tc>
         <w:tc>
           <w:tcPr>
             <w:tcW w:w="1154" w:type="dxa"/>
           </w:tcPr>
-          <w:p/>
+          <w:p>
+            <w:r>
+              <w:t>0.6224</w:t>
+            </w:r>
+          </w:p>
         </w:tc>
         <w:tc>
           <w:tcPr>
             <w:tcW w:w="1545" w:type="dxa"/>
           </w:tcPr>
-          <w:p/>
+          <w:p>
+            <w:r>
+              <w:t>+43.40</w:t>
+            </w:r>
+          </w:p>
         </w:tc>
         <w:tc>
           <w:tcPr>
             <w:tcW w:w="2060" w:type="dxa"/>
           </w:tcPr>
-          <w:p/>
+          <w:p>
+            <w:r>
+              <w:t>+14.86</w:t>
+            </w:r>
+          </w:p>
         </w:tc>
       </w:tr>
       <w:tr>
@@ -1728,55 +2117,91 @@
           <w:tcPr>
             <w:tcW w:w="1283" w:type="dxa"/>
           </w:tcPr>
-          <w:p/>
+          <w:p>
+            <w:r>
+              <w:t>61.14</w:t>
+            </w:r>
+          </w:p>
         </w:tc>
         <w:tc>
           <w:tcPr>
             <w:tcW w:w="1183" w:type="dxa"/>
           </w:tcPr>
-          <w:p/>
+          <w:p>
+            <w:r>
+              <w:t>12.17</w:t>
+            </w:r>
+          </w:p>
         </w:tc>
         <w:tc>
           <w:tcPr>
             <w:tcW w:w="1207" w:type="dxa"/>
           </w:tcPr>
-          <w:p/>
+          <w:p>
+            <w:r>
+              <w:t>12.35</w:t>
+            </w:r>
+          </w:p>
         </w:tc>
         <w:tc>
           <w:tcPr>
             <w:tcW w:w="1240" w:type="dxa"/>
           </w:tcPr>
-          <w:p/>
-        </w:tc>
-        <w:tc>
-          <w:tcPr>
-            <w:tcW w:w="1390" w:type="dxa"/>
-          </w:tcPr>
-          <w:p/>
-        </w:tc>
-        <w:tc>
-          <w:tcPr>
-            <w:tcW w:w="1390" w:type="dxa"/>
-          </w:tcPr>
-          <w:p/>
+          <w:p>
+            <w:r>
+              <w:t>14.35</w:t>
+            </w:r>
+          </w:p>
+        </w:tc>
+        <w:tc>
+          <w:tcPr>
+            <w:tcW w:w="1390" w:type="dxa"/>
+          </w:tcPr>
+          <w:p>
+            <w:r>
+              <w:t>152,283</w:t>
+            </w:r>
+          </w:p>
+        </w:tc>
+        <w:tc>
+          <w:tcPr>
+            <w:tcW w:w="1390" w:type="dxa"/>
+          </w:tcPr>
+          <w:p>
+            <w:r>
+              <w:t>176,941</w:t>
+            </w:r>
+          </w:p>
         </w:tc>
         <w:tc>
           <w:tcPr>
             <w:tcW w:w="1154" w:type="dxa"/>
           </w:tcPr>
-          <w:p/>
+          <w:p>
+            <w:r>
+              <w:t>0.4344</w:t>
+            </w:r>
+          </w:p>
         </w:tc>
         <w:tc>
           <w:tcPr>
             <w:tcW w:w="1545" w:type="dxa"/>
           </w:tcPr>
-          <w:p/>
+          <w:p>
+            <w:r>
+              <w:t>+35.52</w:t>
+            </w:r>
+          </w:p>
         </w:tc>
         <w:tc>
           <w:tcPr>
             <w:tcW w:w="2060" w:type="dxa"/>
           </w:tcPr>
-          <w:p/>
+          <w:p>
+            <w:r>
+              <w:t>+12.48</w:t>
+            </w:r>
+          </w:p>
         </w:tc>
       </w:tr>
     </w:tbl>
@@ -2269,55 +2694,91 @@
           <w:tcPr>
             <w:tcW w:w="1283" w:type="dxa"/>
           </w:tcPr>
-          <w:p/>
+          <w:p>
+            <w:r>
+              <w:t>59.24</w:t>
+            </w:r>
+          </w:p>
         </w:tc>
         <w:tc>
           <w:tcPr>
             <w:tcW w:w="1183" w:type="dxa"/>
           </w:tcPr>
-          <w:p/>
+          <w:p>
+            <w:r>
+              <w:t>12.96</w:t>
+            </w:r>
+          </w:p>
         </w:tc>
         <w:tc>
           <w:tcPr>
             <w:tcW w:w="1207" w:type="dxa"/>
           </w:tcPr>
-          <w:p/>
+          <w:p>
+            <w:r>
+              <w:t>12.77</w:t>
+            </w:r>
+          </w:p>
         </w:tc>
         <w:tc>
           <w:tcPr>
             <w:tcW w:w="1240" w:type="dxa"/>
           </w:tcPr>
-          <w:p/>
-        </w:tc>
-        <w:tc>
-          <w:tcPr>
-            <w:tcW w:w="1390" w:type="dxa"/>
-          </w:tcPr>
-          <w:p/>
-        </w:tc>
-        <w:tc>
-          <w:tcPr>
-            <w:tcW w:w="1390" w:type="dxa"/>
-          </w:tcPr>
-          <w:p/>
+          <w:p>
+            <w:r>
+              <w:t>15.02</w:t>
+            </w:r>
+          </w:p>
+        </w:tc>
+        <w:tc>
+          <w:tcPr>
+            <w:tcW w:w="1390" w:type="dxa"/>
+          </w:tcPr>
+          <w:p>
+            <w:r>
+              <w:t>157,527</w:t>
+            </w:r>
+          </w:p>
+        </w:tc>
+        <w:tc>
+          <w:tcPr>
+            <w:tcW w:w="1390" w:type="dxa"/>
+          </w:tcPr>
+          <w:p>
+            <w:r>
+              <w:t>185,278</w:t>
+            </w:r>
+          </w:p>
         </w:tc>
         <w:tc>
           <w:tcPr>
             <w:tcW w:w="1154" w:type="dxa"/>
           </w:tcPr>
-          <w:p/>
+          <w:p>
+            <w:r>
+              <w:t>0.3799</w:t>
+            </w:r>
+          </w:p>
         </w:tc>
         <w:tc>
           <w:tcPr>
             <w:tcW w:w="1545" w:type="dxa"/>
           </w:tcPr>
-          <w:p/>
+          <w:p>
+            <w:r>
+              <w:t>+33.62</w:t>
+            </w:r>
+          </w:p>
         </w:tc>
         <w:tc>
           <w:tcPr>
             <w:tcW w:w="2060" w:type="dxa"/>
           </w:tcPr>
-          <w:p/>
+          <w:p>
+            <w:r>
+              <w:t>+11.69</w:t>
+            </w:r>
+          </w:p>
         </w:tc>
       </w:tr>
       <w:tr>
@@ -2335,55 +2796,91 @@
           <w:tcPr>
             <w:tcW w:w="1283" w:type="dxa"/>
           </w:tcPr>
-          <w:p/>
+          <w:p>
+            <w:r>
+              <w:t>59.51</w:t>
+            </w:r>
+          </w:p>
         </w:tc>
         <w:tc>
           <w:tcPr>
             <w:tcW w:w="1183" w:type="dxa"/>
           </w:tcPr>
-          <w:p/>
+          <w:p>
+            <w:r>
+              <w:t>12.80</w:t>
+            </w:r>
+          </w:p>
         </w:tc>
         <w:tc>
           <w:tcPr>
             <w:tcW w:w="1207" w:type="dxa"/>
           </w:tcPr>
-          <w:p/>
+          <w:p>
+            <w:r>
+              <w:t>12.75</w:t>
+            </w:r>
+          </w:p>
         </w:tc>
         <w:tc>
           <w:tcPr>
             <w:tcW w:w="1240" w:type="dxa"/>
           </w:tcPr>
-          <w:p/>
-        </w:tc>
-        <w:tc>
-          <w:tcPr>
-            <w:tcW w:w="1390" w:type="dxa"/>
-          </w:tcPr>
-          <w:p/>
-        </w:tc>
-        <w:tc>
-          <w:tcPr>
-            <w:tcW w:w="1390" w:type="dxa"/>
-          </w:tcPr>
-          <w:p/>
+          <w:p>
+            <w:r>
+              <w:t>14.94</w:t>
+            </w:r>
+          </w:p>
+        </w:tc>
+        <w:tc>
+          <w:tcPr>
+            <w:tcW w:w="1390" w:type="dxa"/>
+          </w:tcPr>
+          <w:p>
+            <w:r>
+              <w:t>157,226</w:t>
+            </w:r>
+          </w:p>
+        </w:tc>
+        <w:tc>
+          <w:tcPr>
+            <w:tcW w:w="1390" w:type="dxa"/>
+          </w:tcPr>
+          <w:p>
+            <w:r>
+              <w:t>184,212</w:t>
+            </w:r>
+          </w:p>
         </w:tc>
         <w:tc>
           <w:tcPr>
             <w:tcW w:w="1154" w:type="dxa"/>
           </w:tcPr>
-          <w:p/>
+          <w:p>
+            <w:r>
+              <w:t>0.3870</w:t>
+            </w:r>
+          </w:p>
         </w:tc>
         <w:tc>
           <w:tcPr>
             <w:tcW w:w="1545" w:type="dxa"/>
           </w:tcPr>
-          <w:p/>
+          <w:p>
+            <w:r>
+              <w:t>+33.89</w:t>
+            </w:r>
+          </w:p>
         </w:tc>
         <w:tc>
           <w:tcPr>
             <w:tcW w:w="2060" w:type="dxa"/>
           </w:tcPr>
-          <w:p/>
+          <w:p>
+            <w:r>
+              <w:t>+11.85</w:t>
+            </w:r>
+          </w:p>
         </w:tc>
       </w:tr>
       <w:tr>
@@ -2401,55 +2898,91 @@
           <w:tcPr>
             <w:tcW w:w="1283" w:type="dxa"/>
           </w:tcPr>
-          <w:p/>
+          <w:p>
+            <w:r>
+              <w:t>73.17</w:t>
+            </w:r>
+          </w:p>
         </w:tc>
         <w:tc>
           <w:tcPr>
             <w:tcW w:w="1183" w:type="dxa"/>
           </w:tcPr>
-          <w:p/>
+          <w:p>
+            <w:r>
+              <w:t>8.70</w:t>
+            </w:r>
+          </w:p>
         </w:tc>
         <w:tc>
           <w:tcPr>
             <w:tcW w:w="1207" w:type="dxa"/>
           </w:tcPr>
-          <w:p/>
+          <w:p>
+            <w:r>
+              <w:t>7.77</w:t>
+            </w:r>
+          </w:p>
         </w:tc>
         <w:tc>
           <w:tcPr>
             <w:tcW w:w="1240" w:type="dxa"/>
           </w:tcPr>
-          <w:p/>
-        </w:tc>
-        <w:tc>
-          <w:tcPr>
-            <w:tcW w:w="1390" w:type="dxa"/>
-          </w:tcPr>
-          <w:p/>
-        </w:tc>
-        <w:tc>
-          <w:tcPr>
-            <w:tcW w:w="1390" w:type="dxa"/>
-          </w:tcPr>
-          <w:p/>
+          <w:p>
+            <w:r>
+              <w:t>10.36</w:t>
+            </w:r>
+          </w:p>
+        </w:tc>
+        <w:tc>
+          <w:tcPr>
+            <w:tcW w:w="1390" w:type="dxa"/>
+          </w:tcPr>
+          <w:p>
+            <w:r>
+              <w:t>95,785</w:t>
+            </w:r>
+          </w:p>
+        </w:tc>
+        <w:tc>
+          <w:tcPr>
+            <w:tcW w:w="1390" w:type="dxa"/>
+          </w:tcPr>
+          <w:p>
+            <w:r>
+              <w:t>127,735</w:t>
+            </w:r>
+          </w:p>
         </w:tc>
         <w:tc>
           <w:tcPr>
             <w:tcW w:w="1154" w:type="dxa"/>
           </w:tcPr>
-          <w:p/>
+          <w:p>
+            <w:r>
+              <w:t>0.7053</w:t>
+            </w:r>
+          </w:p>
         </w:tc>
         <w:tc>
           <w:tcPr>
             <w:tcW w:w="1545" w:type="dxa"/>
           </w:tcPr>
-          <w:p/>
+          <w:p>
+            <w:r>
+              <w:t>+47.55</w:t>
+            </w:r>
+          </w:p>
         </w:tc>
         <w:tc>
           <w:tcPr>
             <w:tcW w:w="2060" w:type="dxa"/>
           </w:tcPr>
-          <w:p/>
+          <w:p>
+            <w:r>
+              <w:t>+15.95</w:t>
+            </w:r>
+          </w:p>
         </w:tc>
       </w:tr>
       <w:tr>
@@ -2467,55 +3000,91 @@
           <w:tcPr>
             <w:tcW w:w="1283" w:type="dxa"/>
           </w:tcPr>
-          <w:p/>
+          <w:p>
+            <w:r>
+              <w:t>53.75</w:t>
+            </w:r>
+          </w:p>
         </w:tc>
         <w:tc>
           <w:tcPr>
             <w:tcW w:w="1183" w:type="dxa"/>
           </w:tcPr>
-          <w:p/>
+          <w:p>
+            <w:r>
+              <w:t>14.67</w:t>
+            </w:r>
+          </w:p>
         </w:tc>
         <w:tc>
           <w:tcPr>
             <w:tcW w:w="1207" w:type="dxa"/>
           </w:tcPr>
-          <w:p/>
+          <w:p>
+            <w:r>
+              <w:t>14.93</w:t>
+            </w:r>
+          </w:p>
         </w:tc>
         <w:tc>
           <w:tcPr>
             <w:tcW w:w="1240" w:type="dxa"/>
           </w:tcPr>
-          <w:p/>
-        </w:tc>
-        <w:tc>
-          <w:tcPr>
-            <w:tcW w:w="1390" w:type="dxa"/>
-          </w:tcPr>
-          <w:p/>
-        </w:tc>
-        <w:tc>
-          <w:tcPr>
-            <w:tcW w:w="1390" w:type="dxa"/>
-          </w:tcPr>
-          <w:p/>
+          <w:p>
+            <w:r>
+              <w:t>16.65</w:t>
+            </w:r>
+          </w:p>
+        </w:tc>
+        <w:tc>
+          <w:tcPr>
+            <w:tcW w:w="1390" w:type="dxa"/>
+          </w:tcPr>
+          <w:p>
+            <w:r>
+              <w:t>184,077</w:t>
+            </w:r>
+          </w:p>
+        </w:tc>
+        <w:tc>
+          <w:tcPr>
+            <w:tcW w:w="1390" w:type="dxa"/>
+          </w:tcPr>
+          <w:p>
+            <w:r>
+              <w:t>205,332</w:t>
+            </w:r>
+          </w:p>
         </w:tc>
         <w:tc>
           <w:tcPr>
             <w:tcW w:w="1154" w:type="dxa"/>
           </w:tcPr>
-          <w:p/>
+          <w:p>
+            <w:r>
+              <w:t>0.2384</w:t>
+            </w:r>
+          </w:p>
         </w:tc>
         <w:tc>
           <w:tcPr>
             <w:tcW w:w="1545" w:type="dxa"/>
           </w:tcPr>
-          <w:p/>
+          <w:p>
+            <w:r>
+              <w:t>+28.13</w:t>
+            </w:r>
+          </w:p>
         </w:tc>
         <w:tc>
           <w:tcPr>
             <w:tcW w:w="2060" w:type="dxa"/>
           </w:tcPr>
-          <w:p/>
+          <w:p>
+            <w:r>
+              <w:t>+9.98</w:t>
+            </w:r>
+          </w:p>
         </w:tc>
       </w:tr>
       <w:tr>
@@ -2533,55 +3102,91 @@
           <w:tcPr>
             <w:tcW w:w="1283" w:type="dxa"/>
           </w:tcPr>
-          <w:p/>
+          <w:p>
+            <w:r>
+              <w:t>70.85</w:t>
+            </w:r>
+          </w:p>
         </w:tc>
         <w:tc>
           <w:tcPr>
             <w:tcW w:w="1183" w:type="dxa"/>
           </w:tcPr>
-          <w:p/>
+          <w:p>
+            <w:r>
+              <w:t>9.21</w:t>
+            </w:r>
+          </w:p>
         </w:tc>
         <w:tc>
           <w:tcPr>
             <w:tcW w:w="1207" w:type="dxa"/>
           </w:tcPr>
-          <w:p/>
+          <w:p>
+            <w:r>
+              <w:t>8.94</w:t>
+            </w:r>
+          </w:p>
         </w:tc>
         <w:tc>
           <w:tcPr>
             <w:tcW w:w="1240" w:type="dxa"/>
           </w:tcPr>
-          <w:p/>
-        </w:tc>
-        <w:tc>
-          <w:tcPr>
-            <w:tcW w:w="1390" w:type="dxa"/>
-          </w:tcPr>
-          <w:p/>
-        </w:tc>
-        <w:tc>
-          <w:tcPr>
-            <w:tcW w:w="1390" w:type="dxa"/>
-          </w:tcPr>
-          <w:p/>
+          <w:p>
+            <w:r>
+              <w:t>11.01</w:t>
+            </w:r>
+          </w:p>
+        </w:tc>
+        <w:tc>
+          <w:tcPr>
+            <w:tcW w:w="1390" w:type="dxa"/>
+          </w:tcPr>
+          <w:p>
+            <w:r>
+              <w:t>110,227</w:t>
+            </w:r>
+          </w:p>
+        </w:tc>
+        <w:tc>
+          <w:tcPr>
+            <w:tcW w:w="1390" w:type="dxa"/>
+          </w:tcPr>
+          <w:p>
+            <w:r>
+              <w:t>135,725</w:t>
+            </w:r>
+          </w:p>
         </w:tc>
         <w:tc>
           <w:tcPr>
             <w:tcW w:w="1154" w:type="dxa"/>
           </w:tcPr>
-          <w:p/>
+          <w:p>
+            <w:r>
+              <w:t>0.6672</w:t>
+            </w:r>
+          </w:p>
         </w:tc>
         <w:tc>
           <w:tcPr>
             <w:tcW w:w="1545" w:type="dxa"/>
           </w:tcPr>
-          <w:p/>
+          <w:p>
+            <w:r>
+              <w:t>+45.23</w:t>
+            </w:r>
+          </w:p>
         </w:tc>
         <w:tc>
           <w:tcPr>
             <w:tcW w:w="2060" w:type="dxa"/>
           </w:tcPr>
-          <w:p/>
+          <w:p>
+            <w:r>
+              <w:t>+15.44</w:t>
+            </w:r>
+          </w:p>
         </w:tc>
       </w:tr>
     </w:tbl>
@@ -3075,55 +3680,91 @@
           <w:tcPr>
             <w:tcW w:w="1283" w:type="dxa"/>
           </w:tcPr>
-          <w:p/>
+          <w:p>
+            <w:r>
+              <w:t>58.32</w:t>
+            </w:r>
+          </w:p>
         </w:tc>
         <w:tc>
           <w:tcPr>
             <w:tcW w:w="1183" w:type="dxa"/>
           </w:tcPr>
-          <w:p/>
+          <w:p>
+            <w:r>
+              <w:t>13.11</w:t>
+            </w:r>
+          </w:p>
         </w:tc>
         <w:tc>
           <w:tcPr>
             <w:tcW w:w="1207" w:type="dxa"/>
           </w:tcPr>
-          <w:p/>
+          <w:p>
+            <w:r>
+              <w:t>13.44</w:t>
+            </w:r>
+          </w:p>
         </w:tc>
         <w:tc>
           <w:tcPr>
             <w:tcW w:w="1240" w:type="dxa"/>
           </w:tcPr>
-          <w:p/>
-        </w:tc>
-        <w:tc>
-          <w:tcPr>
-            <w:tcW w:w="1390" w:type="dxa"/>
-          </w:tcPr>
-          <w:p/>
-        </w:tc>
-        <w:tc>
-          <w:tcPr>
-            <w:tcW w:w="1390" w:type="dxa"/>
-          </w:tcPr>
-          <w:p/>
+          <w:p>
+            <w:r>
+              <w:t>15.12</w:t>
+            </w:r>
+          </w:p>
+        </w:tc>
+        <w:tc>
+          <w:tcPr>
+            <w:tcW w:w="1390" w:type="dxa"/>
+          </w:tcPr>
+          <w:p>
+            <w:r>
+              <w:t>166,089</w:t>
+            </w:r>
+          </w:p>
+        </w:tc>
+        <w:tc>
+          <w:tcPr>
+            <w:tcW w:w="1390" w:type="dxa"/>
+          </w:tcPr>
+          <w:p>
+            <w:r>
+              <w:t>186,826</w:t>
+            </w:r>
+          </w:p>
         </w:tc>
         <w:tc>
           <w:tcPr>
             <w:tcW w:w="1154" w:type="dxa"/>
           </w:tcPr>
-          <w:p/>
+          <w:p>
+            <w:r>
+              <w:t>0.3668</w:t>
+            </w:r>
+          </w:p>
         </w:tc>
         <w:tc>
           <w:tcPr>
             <w:tcW w:w="1545" w:type="dxa"/>
           </w:tcPr>
-          <w:p/>
+          <w:p>
+            <w:r>
+              <w:t>+32.55</w:t>
+            </w:r>
+          </w:p>
         </w:tc>
         <w:tc>
           <w:tcPr>
             <w:tcW w:w="2060" w:type="dxa"/>
           </w:tcPr>
-          <w:p/>
+          <w:p>
+            <w:r>
+              <w:t>+11.51</w:t>
+            </w:r>
+          </w:p>
         </w:tc>
       </w:tr>
       <w:tr>
@@ -3141,55 +3782,91 @@
           <w:tcPr>
             <w:tcW w:w="1283" w:type="dxa"/>
           </w:tcPr>
-          <w:p/>
+          <w:p>
+            <w:r>
+              <w:t>69.90</w:t>
+            </w:r>
+          </w:p>
         </w:tc>
         <w:tc>
           <w:tcPr>
             <w:tcW w:w="1183" w:type="dxa"/>
           </w:tcPr>
-          <w:p/>
+          <w:p>
+            <w:r>
+              <w:t>9.55</w:t>
+            </w:r>
+          </w:p>
         </w:tc>
         <w:tc>
           <w:tcPr>
             <w:tcW w:w="1207" w:type="dxa"/>
           </w:tcPr>
-          <w:p/>
+          <w:p>
+            <w:r>
+              <w:t>9.28</w:t>
+            </w:r>
+          </w:p>
         </w:tc>
         <w:tc>
           <w:tcPr>
             <w:tcW w:w="1240" w:type="dxa"/>
           </w:tcPr>
-          <w:p/>
-        </w:tc>
-        <w:tc>
-          <w:tcPr>
-            <w:tcW w:w="1390" w:type="dxa"/>
-          </w:tcPr>
-          <w:p/>
-        </w:tc>
-        <w:tc>
-          <w:tcPr>
-            <w:tcW w:w="1390" w:type="dxa"/>
-          </w:tcPr>
-          <w:p/>
+          <w:p>
+            <w:r>
+              <w:t>11.27</w:t>
+            </w:r>
+          </w:p>
+        </w:tc>
+        <w:tc>
+          <w:tcPr>
+            <w:tcW w:w="1390" w:type="dxa"/>
+          </w:tcPr>
+          <w:p>
+            <w:r>
+              <w:t>114,707</w:t>
+            </w:r>
+          </w:p>
+        </w:tc>
+        <w:tc>
+          <w:tcPr>
+            <w:tcW w:w="1390" w:type="dxa"/>
+          </w:tcPr>
+          <w:p>
+            <w:r>
+              <w:t>139,182</w:t>
+            </w:r>
+          </w:p>
         </w:tc>
         <w:tc>
           <w:tcPr>
             <w:tcW w:w="1154" w:type="dxa"/>
           </w:tcPr>
-          <w:p/>
+          <w:p>
+            <w:r>
+              <w:t>0.6486</w:t>
+            </w:r>
+          </w:p>
         </w:tc>
         <w:tc>
           <w:tcPr>
             <w:tcW w:w="1545" w:type="dxa"/>
           </w:tcPr>
-          <w:p/>
+          <w:p>
+            <w:r>
+              <w:t>+44.13</w:t>
+            </w:r>
+          </w:p>
         </w:tc>
         <w:tc>
           <w:tcPr>
             <w:tcW w:w="2060" w:type="dxa"/>
           </w:tcPr>
-          <w:p/>
+          <w:p>
+            <w:r>
+              <w:t>+15.08</w:t>
+            </w:r>
+          </w:p>
         </w:tc>
       </w:tr>
       <w:tr>
@@ -3207,55 +3884,91 @@
           <w:tcPr>
             <w:tcW w:w="1283" w:type="dxa"/>
           </w:tcPr>
-          <w:p/>
+          <w:p>
+            <w:r>
+              <w:t>47.68</w:t>
+            </w:r>
+          </w:p>
         </w:tc>
         <w:tc>
           <w:tcPr>
             <w:tcW w:w="1183" w:type="dxa"/>
           </w:tcPr>
-          <w:p/>
+          <w:p>
+            <w:r>
+              <w:t>16.70</w:t>
+            </w:r>
+          </w:p>
         </w:tc>
         <w:tc>
           <w:tcPr>
             <w:tcW w:w="1207" w:type="dxa"/>
           </w:tcPr>
-          <w:p/>
+          <w:p>
+            <w:r>
+              <w:t>17.07</w:t>
+            </w:r>
+          </w:p>
         </w:tc>
         <w:tc>
           <w:tcPr>
             <w:tcW w:w="1240" w:type="dxa"/>
           </w:tcPr>
-          <w:p/>
-        </w:tc>
-        <w:tc>
-          <w:tcPr>
-            <w:tcW w:w="1390" w:type="dxa"/>
-          </w:tcPr>
-          <w:p/>
-        </w:tc>
-        <w:tc>
-          <w:tcPr>
-            <w:tcW w:w="1390" w:type="dxa"/>
-          </w:tcPr>
-          <w:p/>
+          <w:p>
+            <w:r>
+              <w:t>18.55</w:t>
+            </w:r>
+          </w:p>
+        </w:tc>
+        <w:tc>
+          <w:tcPr>
+            <w:tcW w:w="1390" w:type="dxa"/>
+          </w:tcPr>
+          <w:p>
+            <w:r>
+              <w:t>210,832</w:t>
+            </w:r>
+          </w:p>
+        </w:tc>
+        <w:tc>
+          <w:tcPr>
+            <w:tcW w:w="1390" w:type="dxa"/>
+          </w:tcPr>
+          <w:p>
+            <w:r>
+              <w:t>229,147</w:t>
+            </w:r>
+          </w:p>
         </w:tc>
         <w:tc>
           <w:tcPr>
             <w:tcW w:w="1154" w:type="dxa"/>
           </w:tcPr>
-          <w:p/>
+          <w:p>
+            <w:r>
+              <w:t>0.0475</w:t>
+            </w:r>
+          </w:p>
         </w:tc>
         <w:tc>
           <w:tcPr>
             <w:tcW w:w="1545" w:type="dxa"/>
           </w:tcPr>
-          <w:p/>
+          <w:p>
+            <w:r>
+              <w:t>+21.91</w:t>
+            </w:r>
+          </w:p>
         </w:tc>
         <w:tc>
           <w:tcPr>
             <w:tcW w:w="2060" w:type="dxa"/>
           </w:tcPr>
-          <w:p/>
+          <w:p>
+            <w:r>
+              <w:t>+7.92</w:t>
+            </w:r>
+          </w:p>
         </w:tc>
       </w:tr>
       <w:tr>
@@ -3273,55 +3986,91 @@
           <w:tcPr>
             <w:tcW w:w="1283" w:type="dxa"/>
           </w:tcPr>
-          <w:p/>
+          <w:p>
+            <w:r>
+              <w:t>70.72</w:t>
+            </w:r>
+          </w:p>
         </w:tc>
         <w:tc>
           <w:tcPr>
             <w:tcW w:w="1183" w:type="dxa"/>
           </w:tcPr>
-          <w:p/>
+          <w:p>
+            <w:r>
+              <w:t>9.34</w:t>
+            </w:r>
+          </w:p>
         </w:tc>
         <w:tc>
           <w:tcPr>
             <w:tcW w:w="1207" w:type="dxa"/>
           </w:tcPr>
-          <w:p/>
+          <w:p>
+            <w:r>
+              <w:t>8.87</w:t>
+            </w:r>
+          </w:p>
         </w:tc>
         <w:tc>
           <w:tcPr>
             <w:tcW w:w="1240" w:type="dxa"/>
           </w:tcPr>
-          <w:p/>
-        </w:tc>
-        <w:tc>
-          <w:tcPr>
-            <w:tcW w:w="1390" w:type="dxa"/>
-          </w:tcPr>
-          <w:p/>
-        </w:tc>
-        <w:tc>
-          <w:tcPr>
-            <w:tcW w:w="1390" w:type="dxa"/>
-          </w:tcPr>
-          <w:p/>
+          <w:p>
+            <w:r>
+              <w:t>11.07</w:t>
+            </w:r>
+          </w:p>
+        </w:tc>
+        <w:tc>
+          <w:tcPr>
+            <w:tcW w:w="1390" w:type="dxa"/>
+          </w:tcPr>
+          <w:p>
+            <w:r>
+              <w:t>109,590</w:t>
+            </w:r>
+          </w:p>
+        </w:tc>
+        <w:tc>
+          <w:tcPr>
+            <w:tcW w:w="1390" w:type="dxa"/>
+          </w:tcPr>
+          <w:p>
+            <w:r>
+              <w:t>136,790</w:t>
+            </w:r>
+          </w:p>
         </w:tc>
         <w:tc>
           <w:tcPr>
             <w:tcW w:w="1154" w:type="dxa"/>
           </w:tcPr>
-          <w:p/>
+          <w:p>
+            <w:r>
+              <w:t>0.6606</w:t>
+            </w:r>
+          </w:p>
         </w:tc>
         <w:tc>
           <w:tcPr>
             <w:tcW w:w="1545" w:type="dxa"/>
           </w:tcPr>
-          <w:p/>
+          <w:p>
+            <w:r>
+              <w:t>+44.94</w:t>
+            </w:r>
+          </w:p>
         </w:tc>
         <w:tc>
           <w:tcPr>
             <w:tcW w:w="2060" w:type="dxa"/>
           </w:tcPr>
-          <w:p/>
+          <w:p>
+            <w:r>
+              <w:t>+15.28</w:t>
+            </w:r>
+          </w:p>
         </w:tc>
       </w:tr>
       <w:tr>
@@ -3339,55 +4088,91 @@
           <w:tcPr>
             <w:tcW w:w="1283" w:type="dxa"/>
           </w:tcPr>
-          <w:p/>
+          <w:p>
+            <w:r>
+              <w:t>68.07</w:t>
+            </w:r>
+          </w:p>
         </w:tc>
         <w:tc>
           <w:tcPr>
             <w:tcW w:w="1183" w:type="dxa"/>
           </w:tcPr>
-          <w:p/>
+          <w:p>
+            <w:r>
+              <w:t>10.18</w:t>
+            </w:r>
+          </w:p>
         </w:tc>
         <w:tc>
           <w:tcPr>
             <w:tcW w:w="1207" w:type="dxa"/>
           </w:tcPr>
-          <w:p/>
+          <w:p>
+            <w:r>
+              <w:t>9.90</w:t>
+            </w:r>
+          </w:p>
         </w:tc>
         <w:tc>
           <w:tcPr>
             <w:tcW w:w="1240" w:type="dxa"/>
           </w:tcPr>
-          <w:p/>
-        </w:tc>
-        <w:tc>
-          <w:tcPr>
-            <w:tcW w:w="1390" w:type="dxa"/>
-          </w:tcPr>
-          <w:p/>
-        </w:tc>
-        <w:tc>
-          <w:tcPr>
-            <w:tcW w:w="1390" w:type="dxa"/>
-          </w:tcPr>
-          <w:p/>
+          <w:p>
+            <w:r>
+              <w:t>11.85</w:t>
+            </w:r>
+          </w:p>
+        </w:tc>
+        <w:tc>
+          <w:tcPr>
+            <w:tcW w:w="1390" w:type="dxa"/>
+          </w:tcPr>
+          <w:p>
+            <w:r>
+              <w:t>122,287</w:t>
+            </w:r>
+          </w:p>
+        </w:tc>
+        <w:tc>
+          <w:tcPr>
+            <w:tcW w:w="1390" w:type="dxa"/>
+          </w:tcPr>
+          <w:p>
+            <w:r>
+              <w:t>146,405</w:t>
+            </w:r>
+          </w:p>
         </w:tc>
         <w:tc>
           <w:tcPr>
             <w:tcW w:w="1154" w:type="dxa"/>
           </w:tcPr>
-          <w:p/>
+          <w:p>
+            <w:r>
+              <w:t>0.6112</w:t>
+            </w:r>
+          </w:p>
         </w:tc>
         <w:tc>
           <w:tcPr>
             <w:tcW w:w="1545" w:type="dxa"/>
           </w:tcPr>
-          <w:p/>
+          <w:p>
+            <w:r>
+              <w:t>+42.29</w:t>
+            </w:r>
+          </w:p>
         </w:tc>
         <w:tc>
           <w:tcPr>
             <w:tcW w:w="2060" w:type="dxa"/>
           </w:tcPr>
-          <w:p/>
+          <w:p>
+            <w:r>
+              <w:t>+14.44</w:t>
+            </w:r>
+          </w:p>
         </w:tc>
       </w:tr>
       <w:tr>
@@ -3405,55 +4190,91 @@
           <w:tcPr>
             <w:tcW w:w="1283" w:type="dxa"/>
           </w:tcPr>
-          <w:p/>
+          <w:p>
+            <w:r>
+              <w:t>64.49</w:t>
+            </w:r>
+          </w:p>
         </w:tc>
         <w:tc>
           <w:tcPr>
             <w:tcW w:w="1183" w:type="dxa"/>
           </w:tcPr>
-          <w:p/>
+          <w:p>
+            <w:r>
+              <w:t>11.28</w:t>
+            </w:r>
+          </w:p>
         </w:tc>
         <w:tc>
           <w:tcPr>
             <w:tcW w:w="1207" w:type="dxa"/>
           </w:tcPr>
-          <w:p/>
+          <w:p>
+            <w:r>
+              <w:t>11.12</w:t>
+            </w:r>
+          </w:p>
         </w:tc>
         <w:tc>
           <w:tcPr>
             <w:tcW w:w="1240" w:type="dxa"/>
           </w:tcPr>
-          <w:p/>
-        </w:tc>
-        <w:tc>
-          <w:tcPr>
-            <w:tcW w:w="1390" w:type="dxa"/>
-          </w:tcPr>
-          <w:p/>
-        </w:tc>
-        <w:tc>
-          <w:tcPr>
-            <w:tcW w:w="1390" w:type="dxa"/>
-          </w:tcPr>
-          <w:p/>
+          <w:p>
+            <w:r>
+              <w:t>13.11</w:t>
+            </w:r>
+          </w:p>
+        </w:tc>
+        <w:tc>
+          <w:tcPr>
+            <w:tcW w:w="1390" w:type="dxa"/>
+          </w:tcPr>
+          <w:p>
+            <w:r>
+              <w:t>137,384</w:t>
+            </w:r>
+          </w:p>
+        </w:tc>
+        <w:tc>
+          <w:tcPr>
+            <w:tcW w:w="1390" w:type="dxa"/>
+          </w:tcPr>
+          <w:p>
+            <w:r>
+              <w:t>161,903</w:t>
+            </w:r>
+          </w:p>
         </w:tc>
         <w:tc>
           <w:tcPr>
             <w:tcW w:w="1154" w:type="dxa"/>
           </w:tcPr>
-          <w:p/>
+          <w:p>
+            <w:r>
+              <w:t>0.5245</w:t>
+            </w:r>
+          </w:p>
         </w:tc>
         <w:tc>
           <w:tcPr>
             <w:tcW w:w="1545" w:type="dxa"/>
           </w:tcPr>
-          <w:p/>
+          <w:p>
+            <w:r>
+              <w:t>+38.72</w:t>
+            </w:r>
+          </w:p>
         </w:tc>
         <w:tc>
           <w:tcPr>
             <w:tcW w:w="2060" w:type="dxa"/>
           </w:tcPr>
-          <w:p/>
+          <w:p>
+            <w:r>
+              <w:t>+13.34</w:t>
+            </w:r>
+          </w:p>
         </w:tc>
       </w:tr>
       <w:tr>
@@ -3471,55 +4292,91 @@
           <w:tcPr>
             <w:tcW w:w="1283" w:type="dxa"/>
           </w:tcPr>
-          <w:p/>
+          <w:p>
+            <w:r>
+              <w:t>66.89</w:t>
+            </w:r>
+          </w:p>
         </w:tc>
         <w:tc>
           <w:tcPr>
             <w:tcW w:w="1183" w:type="dxa"/>
           </w:tcPr>
-          <w:p/>
+          <w:p>
+            <w:r>
+              <w:t>10.53</w:t>
+            </w:r>
+          </w:p>
         </w:tc>
         <w:tc>
           <w:tcPr>
             <w:tcW w:w="1207" w:type="dxa"/>
           </w:tcPr>
-          <w:p/>
+          <w:p>
+            <w:r>
+              <w:t>10.37</w:t>
+            </w:r>
+          </w:p>
         </w:tc>
         <w:tc>
           <w:tcPr>
             <w:tcW w:w="1240" w:type="dxa"/>
           </w:tcPr>
-          <w:p/>
-        </w:tc>
-        <w:tc>
-          <w:tcPr>
-            <w:tcW w:w="1390" w:type="dxa"/>
-          </w:tcPr>
-          <w:p/>
-        </w:tc>
-        <w:tc>
-          <w:tcPr>
-            <w:tcW w:w="1390" w:type="dxa"/>
-          </w:tcPr>
-          <w:p/>
+          <w:p>
+            <w:r>
+              <w:t>12.21</w:t>
+            </w:r>
+          </w:p>
+        </w:tc>
+        <w:tc>
+          <w:tcPr>
+            <w:tcW w:w="1390" w:type="dxa"/>
+          </w:tcPr>
+          <w:p>
+            <w:r>
+              <w:t>128,094</w:t>
+            </w:r>
+          </w:p>
+        </w:tc>
+        <w:tc>
+          <w:tcPr>
+            <w:tcW w:w="1390" w:type="dxa"/>
+          </w:tcPr>
+          <w:p>
+            <w:r>
+              <w:t>150,900</w:t>
+            </w:r>
+          </w:p>
         </w:tc>
         <w:tc>
           <w:tcPr>
             <w:tcW w:w="1154" w:type="dxa"/>
           </w:tcPr>
-          <w:p/>
+          <w:p>
+            <w:r>
+              <w:t>0.5869</w:t>
+            </w:r>
+          </w:p>
         </w:tc>
         <w:tc>
           <w:tcPr>
             <w:tcW w:w="1545" w:type="dxa"/>
           </w:tcPr>
-          <w:p/>
+          <w:p>
+            <w:r>
+              <w:t>+41.11</w:t>
+            </w:r>
+          </w:p>
         </w:tc>
         <w:tc>
           <w:tcPr>
             <w:tcW w:w="2060" w:type="dxa"/>
           </w:tcPr>
-          <w:p/>
+          <w:p>
+            <w:r>
+              <w:t>+14.09</w:t>
+            </w:r>
+          </w:p>
         </w:tc>
       </w:tr>
     </w:tbl>
@@ -4017,55 +4874,91 @@
           <w:tcPr>
             <w:tcW w:w="1283" w:type="dxa"/>
           </w:tcPr>
-          <w:p/>
+          <w:p>
+            <w:r>
+              <w:t>62.41</w:t>
+            </w:r>
+          </w:p>
         </w:tc>
         <w:tc>
           <w:tcPr>
             <w:tcW w:w="1183" w:type="dxa"/>
           </w:tcPr>
-          <w:p/>
+          <w:p>
+            <w:r>
+              <w:t>11.85</w:t>
+            </w:r>
+          </w:p>
         </w:tc>
         <w:tc>
           <w:tcPr>
             <w:tcW w:w="1207" w:type="dxa"/>
           </w:tcPr>
-          <w:p/>
+          <w:p>
+            <w:r>
+              <w:t>11.97</w:t>
+            </w:r>
+          </w:p>
         </w:tc>
         <w:tc>
           <w:tcPr>
             <w:tcW w:w="1240" w:type="dxa"/>
           </w:tcPr>
-          <w:p/>
-        </w:tc>
-        <w:tc>
-          <w:tcPr>
-            <w:tcW w:w="1390" w:type="dxa"/>
-          </w:tcPr>
-          <w:p/>
-        </w:tc>
-        <w:tc>
-          <w:tcPr>
-            <w:tcW w:w="1390" w:type="dxa"/>
-          </w:tcPr>
-          <w:p/>
+          <w:p>
+            <w:r>
+              <w:t>13.77</w:t>
+            </w:r>
+          </w:p>
+        </w:tc>
+        <w:tc>
+          <w:tcPr>
+            <w:tcW w:w="1390" w:type="dxa"/>
+          </w:tcPr>
+          <w:p>
+            <w:r>
+              <w:t>147,856</w:t>
+            </w:r>
+          </w:p>
+        </w:tc>
+        <w:tc>
+          <w:tcPr>
+            <w:tcW w:w="1390" w:type="dxa"/>
+          </w:tcPr>
+          <w:p>
+            <w:r>
+              <w:t>170,092</w:t>
+            </w:r>
+          </w:p>
         </w:tc>
         <w:tc>
           <w:tcPr>
             <w:tcW w:w="1154" w:type="dxa"/>
           </w:tcPr>
-          <w:p/>
+          <w:p>
+            <w:r>
+              <w:t>0.4752</w:t>
+            </w:r>
+          </w:p>
         </w:tc>
         <w:tc>
           <w:tcPr>
             <w:tcW w:w="1545" w:type="dxa"/>
           </w:tcPr>
-          <w:p/>
+          <w:p>
+            <w:r>
+              <w:t>+36.64</w:t>
+            </w:r>
+          </w:p>
         </w:tc>
         <w:tc>
           <w:tcPr>
             <w:tcW w:w="2060" w:type="dxa"/>
           </w:tcPr>
-          <w:p/>
+          <w:p>
+            <w:r>
+              <w:t>+12.77</w:t>
+            </w:r>
+          </w:p>
         </w:tc>
       </w:tr>
       <w:tr>
@@ -4083,55 +4976,91 @@
           <w:tcPr>
             <w:tcW w:w="1283" w:type="dxa"/>
           </w:tcPr>
-          <w:p/>
+          <w:p>
+            <w:r>
+              <w:t>53.44</w:t>
+            </w:r>
+          </w:p>
         </w:tc>
         <w:tc>
           <w:tcPr>
             <w:tcW w:w="1183" w:type="dxa"/>
           </w:tcPr>
-          <w:p/>
+          <w:p>
+            <w:r>
+              <w:t>15.13</w:t>
+            </w:r>
+          </w:p>
         </w:tc>
         <w:tc>
           <w:tcPr>
             <w:tcW w:w="1207" w:type="dxa"/>
           </w:tcPr>
-          <w:p/>
+          <w:p>
+            <w:r>
+              <w:t>14.75</w:t>
+            </w:r>
+          </w:p>
         </w:tc>
         <w:tc>
           <w:tcPr>
             <w:tcW w:w="1240" w:type="dxa"/>
           </w:tcPr>
-          <w:p/>
-        </w:tc>
-        <w:tc>
-          <w:tcPr>
-            <w:tcW w:w="1390" w:type="dxa"/>
-          </w:tcPr>
-          <w:p/>
-        </w:tc>
-        <w:tc>
-          <w:tcPr>
-            <w:tcW w:w="1390" w:type="dxa"/>
-          </w:tcPr>
-          <w:p/>
+          <w:p>
+            <w:r>
+              <w:t>16.68</w:t>
+            </w:r>
+          </w:p>
+        </w:tc>
+        <w:tc>
+          <w:tcPr>
+            <w:tcW w:w="1390" w:type="dxa"/>
+          </w:tcPr>
+          <w:p>
+            <w:r>
+              <w:t>182,212</w:t>
+            </w:r>
+          </w:p>
+        </w:tc>
+        <w:tc>
+          <w:tcPr>
+            <w:tcW w:w="1390" w:type="dxa"/>
+          </w:tcPr>
+          <w:p>
+            <w:r>
+              <w:t>206,013</w:t>
+            </w:r>
+          </w:p>
         </w:tc>
         <w:tc>
           <w:tcPr>
             <w:tcW w:w="1154" w:type="dxa"/>
           </w:tcPr>
-          <w:p/>
+          <w:p>
+            <w:r>
+              <w:t>0.2301</w:t>
+            </w:r>
+          </w:p>
         </w:tc>
         <w:tc>
           <w:tcPr>
             <w:tcW w:w="1545" w:type="dxa"/>
           </w:tcPr>
-          <w:p/>
+          <w:p>
+            <w:r>
+              <w:t>+27.67</w:t>
+            </w:r>
+          </w:p>
         </w:tc>
         <w:tc>
           <w:tcPr>
             <w:tcW w:w="2060" w:type="dxa"/>
           </w:tcPr>
-          <w:p/>
+          <w:p>
+            <w:r>
+              <w:t>+9.49</w:t>
+            </w:r>
+          </w:p>
         </w:tc>
       </w:tr>
       <w:tr>
@@ -4149,55 +5078,91 @@
           <w:tcPr>
             <w:tcW w:w="1283" w:type="dxa"/>
           </w:tcPr>
-          <w:p/>
+          <w:p>
+            <w:r>
+              <w:t>40.63</w:t>
+            </w:r>
+          </w:p>
         </w:tc>
         <w:tc>
           <w:tcPr>
             <w:tcW w:w="1183" w:type="dxa"/>
           </w:tcPr>
-          <w:p/>
+          <w:p>
+            <w:r>
+              <w:t>18.36</w:t>
+            </w:r>
+          </w:p>
         </w:tc>
         <w:tc>
           <w:tcPr>
             <w:tcW w:w="1207" w:type="dxa"/>
           </w:tcPr>
-          <w:p/>
+          <w:p>
+            <w:r>
+              <w:t>18.36</w:t>
+            </w:r>
+          </w:p>
         </w:tc>
         <w:tc>
           <w:tcPr>
             <w:tcW w:w="1240" w:type="dxa"/>
           </w:tcPr>
-          <w:p/>
-        </w:tc>
-        <w:tc>
-          <w:tcPr>
-            <w:tcW w:w="1390" w:type="dxa"/>
-          </w:tcPr>
-          <w:p/>
-        </w:tc>
-        <w:tc>
-          <w:tcPr>
-            <w:tcW w:w="1390" w:type="dxa"/>
-          </w:tcPr>
-          <w:p/>
+          <w:p>
+            <w:r>
+              <w:t>22.65</w:t>
+            </w:r>
+          </w:p>
+        </w:tc>
+        <w:tc>
+          <w:tcPr>
+            <w:tcW w:w="1390" w:type="dxa"/>
+          </w:tcPr>
+          <w:p>
+            <w:r>
+              <w:t>226,882</w:t>
+            </w:r>
+          </w:p>
+        </w:tc>
+        <w:tc>
+          <w:tcPr>
+            <w:tcW w:w="1390" w:type="dxa"/>
+          </w:tcPr>
+          <w:p>
+            <w:r>
+              <w:t>279,769</w:t>
+            </w:r>
+          </w:p>
         </w:tc>
         <w:tc>
           <w:tcPr>
             <w:tcW w:w="1154" w:type="dxa"/>
           </w:tcPr>
-          <w:p/>
+          <w:p>
+            <w:r>
+              <w:t>-0.4199</w:t>
+            </w:r>
+          </w:p>
         </w:tc>
         <w:tc>
           <w:tcPr>
             <w:tcW w:w="1545" w:type="dxa"/>
           </w:tcPr>
-          <w:p/>
+          <w:p>
+            <w:r>
+              <w:t>+14.86</w:t>
+            </w:r>
+          </w:p>
         </w:tc>
         <w:tc>
           <w:tcPr>
             <w:tcW w:w="2060" w:type="dxa"/>
           </w:tcPr>
-          <w:p/>
+          <w:p>
+            <w:r>
+              <w:t>+6.27</w:t>
+            </w:r>
+          </w:p>
         </w:tc>
       </w:tr>
       <w:tr>
@@ -4215,55 +5180,91 @@
           <w:tcPr>
             <w:tcW w:w="1283" w:type="dxa"/>
           </w:tcPr>
-          <w:p/>
+          <w:p>
+            <w:r>
+              <w:t>69.21</w:t>
+            </w:r>
+          </w:p>
         </w:tc>
         <w:tc>
           <w:tcPr>
             <w:tcW w:w="1183" w:type="dxa"/>
           </w:tcPr>
-          <w:p/>
+          <w:p>
+            <w:r>
+              <w:t>9.91</w:t>
+            </w:r>
+          </w:p>
         </w:tc>
         <w:tc>
           <w:tcPr>
             <w:tcW w:w="1207" w:type="dxa"/>
           </w:tcPr>
-          <w:p/>
+          <w:p>
+            <w:r>
+              <w:t>8.88</w:t>
+            </w:r>
+          </w:p>
         </w:tc>
         <w:tc>
           <w:tcPr>
             <w:tcW w:w="1240" w:type="dxa"/>
           </w:tcPr>
-          <w:p/>
-        </w:tc>
-        <w:tc>
-          <w:tcPr>
-            <w:tcW w:w="1390" w:type="dxa"/>
-          </w:tcPr>
-          <w:p/>
-        </w:tc>
-        <w:tc>
-          <w:tcPr>
-            <w:tcW w:w="1390" w:type="dxa"/>
-          </w:tcPr>
-          <w:p/>
+          <w:p>
+            <w:r>
+              <w:t>11.99</w:t>
+            </w:r>
+          </w:p>
+        </w:tc>
+        <w:tc>
+          <w:tcPr>
+            <w:tcW w:w="1390" w:type="dxa"/>
+          </w:tcPr>
+          <w:p>
+            <w:r>
+              <w:t>109,752</w:t>
+            </w:r>
+          </w:p>
+        </w:tc>
+        <w:tc>
+          <w:tcPr>
+            <w:tcW w:w="1390" w:type="dxa"/>
+          </w:tcPr>
+          <w:p>
+            <w:r>
+              <w:t>148,100</w:t>
+            </w:r>
+          </w:p>
         </w:tc>
         <w:tc>
           <w:tcPr>
             <w:tcW w:w="1154" w:type="dxa"/>
           </w:tcPr>
-          <w:p/>
+          <w:p>
+            <w:r>
+              <w:t>0.6021</w:t>
+            </w:r>
+          </w:p>
         </w:tc>
         <w:tc>
           <w:tcPr>
             <w:tcW w:w="1545" w:type="dxa"/>
           </w:tcPr>
-          <w:p/>
+          <w:p>
+            <w:r>
+              <w:t>+43.44</w:t>
+            </w:r>
+          </w:p>
         </w:tc>
         <w:tc>
           <w:tcPr>
             <w:tcW w:w="2060" w:type="dxa"/>
           </w:tcPr>
-          <w:p/>
+          <w:p>
+            <w:r>
+              <w:t>+14.71</w:t>
+            </w:r>
+          </w:p>
         </w:tc>
       </w:tr>
       <w:tr>
@@ -4281,55 +5282,91 @@
           <w:tcPr>
             <w:tcW w:w="1283" w:type="dxa"/>
           </w:tcPr>
-          <w:p/>
+          <w:p>
+            <w:r>
+              <w:t>59.91</w:t>
+            </w:r>
+          </w:p>
         </w:tc>
         <w:tc>
           <w:tcPr>
             <w:tcW w:w="1183" w:type="dxa"/>
           </w:tcPr>
-          <w:p/>
+          <w:p>
+            <w:r>
+              <w:t>12.90</w:t>
+            </w:r>
+          </w:p>
         </w:tc>
         <w:tc>
           <w:tcPr>
             <w:tcW w:w="1207" w:type="dxa"/>
           </w:tcPr>
-          <w:p/>
+          <w:p>
+            <w:r>
+              <w:t>12.63</w:t>
+            </w:r>
+          </w:p>
         </w:tc>
         <w:tc>
           <w:tcPr>
             <w:tcW w:w="1240" w:type="dxa"/>
           </w:tcPr>
-          <w:p/>
-        </w:tc>
-        <w:tc>
-          <w:tcPr>
-            <w:tcW w:w="1390" w:type="dxa"/>
-          </w:tcPr>
-          <w:p/>
-        </w:tc>
-        <w:tc>
-          <w:tcPr>
-            <w:tcW w:w="1390" w:type="dxa"/>
-          </w:tcPr>
-          <w:p/>
+          <w:p>
+            <w:r>
+              <w:t>14.56</w:t>
+            </w:r>
+          </w:p>
+        </w:tc>
+        <w:tc>
+          <w:tcPr>
+            <w:tcW w:w="1390" w:type="dxa"/>
+          </w:tcPr>
+          <w:p>
+            <w:r>
+              <w:t>156,075</w:t>
+            </w:r>
+          </w:p>
+        </w:tc>
+        <w:tc>
+          <w:tcPr>
+            <w:tcW w:w="1390" w:type="dxa"/>
+          </w:tcPr>
+          <w:p>
+            <w:r>
+              <w:t>179,890</w:t>
+            </w:r>
+          </w:p>
         </w:tc>
         <w:tc>
           <w:tcPr>
             <w:tcW w:w="1154" w:type="dxa"/>
           </w:tcPr>
-          <w:p/>
+          <w:p>
+            <w:r>
+              <w:t>0.4130</w:t>
+            </w:r>
+          </w:p>
         </w:tc>
         <w:tc>
           <w:tcPr>
             <w:tcW w:w="1545" w:type="dxa"/>
           </w:tcPr>
-          <w:p/>
+          <w:p>
+            <w:r>
+              <w:t>+34.13</w:t>
+            </w:r>
+          </w:p>
         </w:tc>
         <w:tc>
           <w:tcPr>
             <w:tcW w:w="2060" w:type="dxa"/>
           </w:tcPr>
-          <w:p/>
+          <w:p>
+            <w:r>
+              <w:t>+11.72</w:t>
+            </w:r>
+          </w:p>
         </w:tc>
       </w:tr>
     </w:tbl>
@@ -4822,55 +5859,91 @@
           <w:tcPr>
             <w:tcW w:w="1283" w:type="dxa"/>
           </w:tcPr>
-          <w:p/>
+          <w:p>
+            <w:r>
+              <w:t>54.22</w:t>
+            </w:r>
+          </w:p>
         </w:tc>
         <w:tc>
           <w:tcPr>
             <w:tcW w:w="1183" w:type="dxa"/>
           </w:tcPr>
-          <w:p/>
+          <w:p>
+            <w:r>
+              <w:t>15.15</w:t>
+            </w:r>
+          </w:p>
         </w:tc>
         <w:tc>
           <w:tcPr>
             <w:tcW w:w="1207" w:type="dxa"/>
           </w:tcPr>
-          <w:p/>
+          <w:p>
+            <w:r>
+              <w:t>14.60</w:t>
+            </w:r>
+          </w:p>
         </w:tc>
         <w:tc>
           <w:tcPr>
             <w:tcW w:w="1240" w:type="dxa"/>
           </w:tcPr>
-          <w:p/>
-        </w:tc>
-        <w:tc>
-          <w:tcPr>
-            <w:tcW w:w="1390" w:type="dxa"/>
-          </w:tcPr>
-          <w:p/>
-        </w:tc>
-        <w:tc>
-          <w:tcPr>
-            <w:tcW w:w="1390" w:type="dxa"/>
-          </w:tcPr>
-          <w:p/>
+          <w:p>
+            <w:r>
+              <w:t>16.03</w:t>
+            </w:r>
+          </w:p>
+        </w:tc>
+        <w:tc>
+          <w:tcPr>
+            <w:tcW w:w="1390" w:type="dxa"/>
+          </w:tcPr>
+          <w:p>
+            <w:r>
+              <w:t>180,386</w:t>
+            </w:r>
+          </w:p>
+        </w:tc>
+        <w:tc>
+          <w:tcPr>
+            <w:tcW w:w="1390" w:type="dxa"/>
+          </w:tcPr>
+          <w:p>
+            <w:r>
+              <w:t>197,998</w:t>
+            </w:r>
+          </w:p>
         </w:tc>
         <w:tc>
           <w:tcPr>
             <w:tcW w:w="1154" w:type="dxa"/>
           </w:tcPr>
-          <w:p/>
+          <w:p>
+            <w:r>
+              <w:t>0.2888</w:t>
+            </w:r>
+          </w:p>
         </w:tc>
         <w:tc>
           <w:tcPr>
             <w:tcW w:w="1545" w:type="dxa"/>
           </w:tcPr>
-          <w:p/>
+          <w:p>
+            <w:r>
+              <w:t>+28.45</w:t>
+            </w:r>
+          </w:p>
         </w:tc>
         <w:tc>
           <w:tcPr>
             <w:tcW w:w="2060" w:type="dxa"/>
           </w:tcPr>
-          <w:p/>
+          <w:p>
+            <w:r>
+              <w:t>+9.47</w:t>
+            </w:r>
+          </w:p>
         </w:tc>
       </w:tr>
       <w:tr>
@@ -4888,55 +5961,91 @@
           <w:tcPr>
             <w:tcW w:w="1283" w:type="dxa"/>
           </w:tcPr>
-          <w:p/>
+          <w:p>
+            <w:r>
+              <w:t>60.25</w:t>
+            </w:r>
+          </w:p>
         </w:tc>
         <w:tc>
           <w:tcPr>
             <w:tcW w:w="1183" w:type="dxa"/>
           </w:tcPr>
-          <w:p/>
+          <w:p>
+            <w:r>
+              <w:t>12.69</w:t>
+            </w:r>
+          </w:p>
         </w:tc>
         <w:tc>
           <w:tcPr>
             <w:tcW w:w="1207" w:type="dxa"/>
           </w:tcPr>
-          <w:p/>
+          <w:p>
+            <w:r>
+              <w:t>12.55</w:t>
+            </w:r>
+          </w:p>
         </w:tc>
         <w:tc>
           <w:tcPr>
             <w:tcW w:w="1240" w:type="dxa"/>
           </w:tcPr>
-          <w:p/>
-        </w:tc>
-        <w:tc>
-          <w:tcPr>
-            <w:tcW w:w="1390" w:type="dxa"/>
-          </w:tcPr>
-          <w:p/>
-        </w:tc>
-        <w:tc>
-          <w:tcPr>
-            <w:tcW w:w="1390" w:type="dxa"/>
-          </w:tcPr>
-          <w:p/>
+          <w:p>
+            <w:r>
+              <w:t>14.50</w:t>
+            </w:r>
+          </w:p>
+        </w:tc>
+        <w:tc>
+          <w:tcPr>
+            <w:tcW w:w="1390" w:type="dxa"/>
+          </w:tcPr>
+          <w:p>
+            <w:r>
+              <w:t>155,076</w:t>
+            </w:r>
+          </w:p>
+        </w:tc>
+        <w:tc>
+          <w:tcPr>
+            <w:tcW w:w="1390" w:type="dxa"/>
+          </w:tcPr>
+          <w:p>
+            <w:r>
+              <w:t>179,179</w:t>
+            </w:r>
+          </w:p>
         </w:tc>
         <w:tc>
           <w:tcPr>
             <w:tcW w:w="1154" w:type="dxa"/>
           </w:tcPr>
-          <w:p/>
+          <w:p>
+            <w:r>
+              <w:t>0.4176</w:t>
+            </w:r>
+          </w:p>
         </w:tc>
         <w:tc>
           <w:tcPr>
             <w:tcW w:w="1545" w:type="dxa"/>
           </w:tcPr>
-          <w:p/>
+          <w:p>
+            <w:r>
+              <w:t>+34.48</w:t>
+            </w:r>
+          </w:p>
         </w:tc>
         <w:tc>
           <w:tcPr>
             <w:tcW w:w="2060" w:type="dxa"/>
           </w:tcPr>
-          <w:p/>
+          <w:p>
+            <w:r>
+              <w:t>+11.93</w:t>
+            </w:r>
+          </w:p>
         </w:tc>
       </w:tr>
       <w:tr>
@@ -4954,55 +6063,91 @@
           <w:tcPr>
             <w:tcW w:w="1283" w:type="dxa"/>
           </w:tcPr>
-          <w:p/>
+          <w:p>
+            <w:r>
+              <w:t>75.97</w:t>
+            </w:r>
+          </w:p>
         </w:tc>
         <w:tc>
           <w:tcPr>
             <w:tcW w:w="1183" w:type="dxa"/>
           </w:tcPr>
-          <w:p/>
+          <w:p>
+            <w:r>
+              <w:t>7.55</w:t>
+            </w:r>
+          </w:p>
         </w:tc>
         <w:tc>
           <w:tcPr>
             <w:tcW w:w="1207" w:type="dxa"/>
           </w:tcPr>
-          <w:p/>
+          <w:p>
+            <w:r>
+              <w:t>6.74</w:t>
+            </w:r>
+          </w:p>
         </w:tc>
         <w:tc>
           <w:tcPr>
             <w:tcW w:w="1240" w:type="dxa"/>
           </w:tcPr>
-          <w:p/>
-        </w:tc>
-        <w:tc>
-          <w:tcPr>
-            <w:tcW w:w="1390" w:type="dxa"/>
-          </w:tcPr>
-          <w:p/>
-        </w:tc>
-        <w:tc>
-          <w:tcPr>
-            <w:tcW w:w="1390" w:type="dxa"/>
-          </w:tcPr>
-          <w:p/>
+          <w:p>
+            <w:r>
+              <w:t>9.75</w:t>
+            </w:r>
+          </w:p>
+        </w:tc>
+        <w:tc>
+          <w:tcPr>
+            <w:tcW w:w="1390" w:type="dxa"/>
+          </w:tcPr>
+          <w:p>
+            <w:r>
+              <w:t>83,213</w:t>
+            </w:r>
+          </w:p>
+        </w:tc>
+        <w:tc>
+          <w:tcPr>
+            <w:tcW w:w="1390" w:type="dxa"/>
+          </w:tcPr>
+          <w:p>
+            <w:r>
+              <w:t>120,394</w:t>
+            </w:r>
+          </w:p>
         </w:tc>
         <w:tc>
           <w:tcPr>
             <w:tcW w:w="1154" w:type="dxa"/>
           </w:tcPr>
-          <w:p/>
+          <w:p>
+            <w:r>
+              <w:t>0.7371</w:t>
+            </w:r>
+          </w:p>
         </w:tc>
         <w:tc>
           <w:tcPr>
             <w:tcW w:w="1545" w:type="dxa"/>
           </w:tcPr>
-          <w:p/>
+          <w:p>
+            <w:r>
+              <w:t>+50.20</w:t>
+            </w:r>
+          </w:p>
         </w:tc>
         <w:tc>
           <w:tcPr>
             <w:tcW w:w="2060" w:type="dxa"/>
           </w:tcPr>
-          <w:p/>
+          <w:p>
+            <w:r>
+              <w:t>+17.08</w:t>
+            </w:r>
+          </w:p>
         </w:tc>
       </w:tr>
       <w:tr>
@@ -5020,55 +6165,91 @@
           <w:tcPr>
             <w:tcW w:w="1283" w:type="dxa"/>
           </w:tcPr>
-          <w:p/>
+          <w:p>
+            <w:r>
+              <w:t>41.86</w:t>
+            </w:r>
+          </w:p>
         </w:tc>
         <w:tc>
           <w:tcPr>
             <w:tcW w:w="1183" w:type="dxa"/>
           </w:tcPr>
-          <w:p/>
+          <w:p>
+            <w:r>
+              <w:t>18.16</w:t>
+            </w:r>
+          </w:p>
         </w:tc>
         <w:tc>
           <w:tcPr>
             <w:tcW w:w="1207" w:type="dxa"/>
           </w:tcPr>
-          <w:p/>
+          <w:p>
+            <w:r>
+              <w:t>18.95</w:t>
+            </w:r>
+          </w:p>
         </w:tc>
         <w:tc>
           <w:tcPr>
             <w:tcW w:w="1240" w:type="dxa"/>
           </w:tcPr>
-          <w:p/>
-        </w:tc>
-        <w:tc>
-          <w:tcPr>
-            <w:tcW w:w="1390" w:type="dxa"/>
-          </w:tcPr>
-          <w:p/>
-        </w:tc>
-        <w:tc>
-          <w:tcPr>
-            <w:tcW w:w="1390" w:type="dxa"/>
-          </w:tcPr>
-          <w:p/>
+          <w:p>
+            <w:r>
+              <w:t>21.03</w:t>
+            </w:r>
+          </w:p>
+        </w:tc>
+        <w:tc>
+          <w:tcPr>
+            <w:tcW w:w="1390" w:type="dxa"/>
+          </w:tcPr>
+          <w:p>
+            <w:r>
+              <w:t>234,104</w:t>
+            </w:r>
+          </w:p>
+        </w:tc>
+        <w:tc>
+          <w:tcPr>
+            <w:tcW w:w="1390" w:type="dxa"/>
+          </w:tcPr>
+          <w:p>
+            <w:r>
+              <w:t>259,848</w:t>
+            </w:r>
+          </w:p>
         </w:tc>
         <w:tc>
           <w:tcPr>
             <w:tcW w:w="1154" w:type="dxa"/>
           </w:tcPr>
-          <w:p/>
+          <w:p>
+            <w:r>
+              <w:t>-0.2249</w:t>
+            </w:r>
+          </w:p>
         </w:tc>
         <w:tc>
           <w:tcPr>
             <w:tcW w:w="1545" w:type="dxa"/>
           </w:tcPr>
-          <w:p/>
+          <w:p>
+            <w:r>
+              <w:t>+16.09</w:t>
+            </w:r>
+          </w:p>
         </w:tc>
         <w:tc>
           <w:tcPr>
             <w:tcW w:w="2060" w:type="dxa"/>
           </w:tcPr>
-          <w:p/>
+          <w:p>
+            <w:r>
+              <w:t>+6.47</w:t>
+            </w:r>
+          </w:p>
         </w:tc>
       </w:tr>
       <w:tr>
@@ -5086,55 +6267,91 @@
           <w:tcPr>
             <w:tcW w:w="1283" w:type="dxa"/>
           </w:tcPr>
-          <w:p/>
+          <w:p>
+            <w:r>
+              <w:t>63.47</w:t>
+            </w:r>
+          </w:p>
         </w:tc>
         <w:tc>
           <w:tcPr>
             <w:tcW w:w="1183" w:type="dxa"/>
           </w:tcPr>
-          <w:p/>
+          <w:p>
+            <w:r>
+              <w:t>11.54</w:t>
+            </w:r>
+          </w:p>
         </w:tc>
         <w:tc>
           <w:tcPr>
             <w:tcW w:w="1207" w:type="dxa"/>
           </w:tcPr>
-          <w:p/>
+          <w:p>
+            <w:r>
+              <w:t>11.70</w:t>
+            </w:r>
+          </w:p>
         </w:tc>
         <w:tc>
           <w:tcPr>
             <w:tcW w:w="1240" w:type="dxa"/>
           </w:tcPr>
-          <w:p/>
-        </w:tc>
-        <w:tc>
-          <w:tcPr>
-            <w:tcW w:w="1390" w:type="dxa"/>
-          </w:tcPr>
-          <w:p/>
-        </w:tc>
-        <w:tc>
-          <w:tcPr>
-            <w:tcW w:w="1390" w:type="dxa"/>
-          </w:tcPr>
-          <w:p/>
+          <w:p>
+            <w:r>
+              <w:t>13.29</w:t>
+            </w:r>
+          </w:p>
+        </w:tc>
+        <w:tc>
+          <w:tcPr>
+            <w:tcW w:w="1390" w:type="dxa"/>
+          </w:tcPr>
+          <w:p>
+            <w:r>
+              <w:t>144,509</w:t>
+            </w:r>
+          </w:p>
+        </w:tc>
+        <w:tc>
+          <w:tcPr>
+            <w:tcW w:w="1390" w:type="dxa"/>
+          </w:tcPr>
+          <w:p>
+            <w:r>
+              <w:t>164,210</w:t>
+            </w:r>
+          </w:p>
         </w:tc>
         <w:tc>
           <w:tcPr>
             <w:tcW w:w="1154" w:type="dxa"/>
           </w:tcPr>
-          <w:p/>
+          <w:p>
+            <w:r>
+              <w:t>0.5108</w:t>
+            </w:r>
+          </w:p>
         </w:tc>
         <w:tc>
           <w:tcPr>
             <w:tcW w:w="1545" w:type="dxa"/>
           </w:tcPr>
-          <w:p/>
+          <w:p>
+            <w:r>
+              <w:t>+37.69</w:t>
+            </w:r>
+          </w:p>
         </w:tc>
         <w:tc>
           <w:tcPr>
             <w:tcW w:w="2060" w:type="dxa"/>
           </w:tcPr>
-          <w:p/>
+          <w:p>
+            <w:r>
+              <w:t>+13.08</w:t>
+            </w:r>
+          </w:p>
         </w:tc>
       </w:tr>
     </w:tbl>
@@ -5628,55 +6845,91 @@
           <w:tcPr>
             <w:tcW w:w="1283" w:type="dxa"/>
           </w:tcPr>
-          <w:p/>
+          <w:p>
+            <w:r>
+              <w:t>57.53</w:t>
+            </w:r>
+          </w:p>
         </w:tc>
         <w:tc>
           <w:tcPr>
             <w:tcW w:w="1183" w:type="dxa"/>
           </w:tcPr>
-          <w:p/>
+          <w:p>
+            <w:r>
+              <w:t>13.44</w:t>
+            </w:r>
+          </w:p>
         </w:tc>
         <w:tc>
           <w:tcPr>
             <w:tcW w:w="1207" w:type="dxa"/>
           </w:tcPr>
-          <w:p/>
+          <w:p>
+            <w:r>
+              <w:t>13.62</w:t>
+            </w:r>
+          </w:p>
         </w:tc>
         <w:tc>
           <w:tcPr>
             <w:tcW w:w="1240" w:type="dxa"/>
           </w:tcPr>
-          <w:p/>
-        </w:tc>
-        <w:tc>
-          <w:tcPr>
-            <w:tcW w:w="1390" w:type="dxa"/>
-          </w:tcPr>
-          <w:p/>
-        </w:tc>
-        <w:tc>
-          <w:tcPr>
-            <w:tcW w:w="1390" w:type="dxa"/>
-          </w:tcPr>
-          <w:p/>
+          <w:p>
+            <w:r>
+              <w:t>15.40</w:t>
+            </w:r>
+          </w:p>
+        </w:tc>
+        <w:tc>
+          <w:tcPr>
+            <w:tcW w:w="1390" w:type="dxa"/>
+          </w:tcPr>
+          <w:p>
+            <w:r>
+              <w:t>169,078</w:t>
+            </w:r>
+          </w:p>
+        </w:tc>
+        <w:tc>
+          <w:tcPr>
+            <w:tcW w:w="1390" w:type="dxa"/>
+          </w:tcPr>
+          <w:p>
+            <w:r>
+              <w:t>191,144</w:t>
+            </w:r>
+          </w:p>
         </w:tc>
         <w:tc>
           <w:tcPr>
             <w:tcW w:w="1154" w:type="dxa"/>
           </w:tcPr>
-          <w:p/>
+          <w:p>
+            <w:r>
+              <w:t>0.3417</w:t>
+            </w:r>
+          </w:p>
         </w:tc>
         <w:tc>
           <w:tcPr>
             <w:tcW w:w="1545" w:type="dxa"/>
           </w:tcPr>
-          <w:p/>
+          <w:p>
+            <w:r>
+              <w:t>+31.92</w:t>
+            </w:r>
+          </w:p>
         </w:tc>
         <w:tc>
           <w:tcPr>
             <w:tcW w:w="2060" w:type="dxa"/>
           </w:tcPr>
-          <w:p/>
+          <w:p>
+            <w:r>
+              <w:t>+11.26</w:t>
+            </w:r>
+          </w:p>
         </w:tc>
       </w:tr>
       <w:tr>
@@ -5694,55 +6947,91 @@
           <w:tcPr>
             <w:tcW w:w="1283" w:type="dxa"/>
           </w:tcPr>
-          <w:p/>
+          <w:p>
+            <w:r>
+              <w:t>72.62</w:t>
+            </w:r>
+          </w:p>
         </w:tc>
         <w:tc>
           <w:tcPr>
             <w:tcW w:w="1183" w:type="dxa"/>
           </w:tcPr>
-          <w:p/>
+          <w:p>
+            <w:r>
+              <w:t>8.79</w:t>
+            </w:r>
+          </w:p>
         </w:tc>
         <w:tc>
           <w:tcPr>
             <w:tcW w:w="1207" w:type="dxa"/>
           </w:tcPr>
-          <w:p/>
+          <w:p>
+            <w:r>
+              <w:t>8.24</w:t>
+            </w:r>
+          </w:p>
         </w:tc>
         <w:tc>
           <w:tcPr>
             <w:tcW w:w="1240" w:type="dxa"/>
           </w:tcPr>
-          <w:p/>
-        </w:tc>
-        <w:tc>
-          <w:tcPr>
-            <w:tcW w:w="1390" w:type="dxa"/>
-          </w:tcPr>
-          <w:p/>
-        </w:tc>
-        <w:tc>
-          <w:tcPr>
-            <w:tcW w:w="1390" w:type="dxa"/>
-          </w:tcPr>
-          <w:p/>
+          <w:p>
+            <w:r>
+              <w:t>10.35</w:t>
+            </w:r>
+          </w:p>
+        </w:tc>
+        <w:tc>
+          <w:tcPr>
+            <w:tcW w:w="1390" w:type="dxa"/>
+          </w:tcPr>
+          <w:p>
+            <w:r>
+              <w:t>102,218</w:t>
+            </w:r>
+          </w:p>
+        </w:tc>
+        <w:tc>
+          <w:tcPr>
+            <w:tcW w:w="1390" w:type="dxa"/>
+          </w:tcPr>
+          <w:p>
+            <w:r>
+              <w:t>128,479</w:t>
+            </w:r>
+          </w:p>
         </w:tc>
         <w:tc>
           <w:tcPr>
             <w:tcW w:w="1154" w:type="dxa"/>
           </w:tcPr>
-          <w:p/>
+          <w:p>
+            <w:r>
+              <w:t>0.7026</w:t>
+            </w:r>
+          </w:p>
         </w:tc>
         <w:tc>
           <w:tcPr>
             <w:tcW w:w="1545" w:type="dxa"/>
           </w:tcPr>
-          <w:p/>
+          <w:p>
+            <w:r>
+              <w:t>+47.00</w:t>
+            </w:r>
+          </w:p>
         </w:tc>
         <w:tc>
           <w:tcPr>
             <w:tcW w:w="2060" w:type="dxa"/>
           </w:tcPr>
-          <w:p/>
+          <w:p>
+            <w:r>
+              <w:t>+15.91</w:t>
+            </w:r>
+          </w:p>
         </w:tc>
       </w:tr>
       <w:tr>
@@ -5760,55 +7049,91 @@
           <w:tcPr>
             <w:tcW w:w="1283" w:type="dxa"/>
           </w:tcPr>
-          <w:p/>
+          <w:p>
+            <w:r>
+              <w:t>58.18</w:t>
+            </w:r>
+          </w:p>
         </w:tc>
         <w:tc>
           <w:tcPr>
             <w:tcW w:w="1183" w:type="dxa"/>
           </w:tcPr>
-          <w:p/>
+          <w:p>
+            <w:r>
+              <w:t>13.29</w:t>
+            </w:r>
+          </w:p>
         </w:tc>
         <w:tc>
           <w:tcPr>
             <w:tcW w:w="1207" w:type="dxa"/>
           </w:tcPr>
-          <w:p/>
+          <w:p>
+            <w:r>
+              <w:t>13.52</w:t>
+            </w:r>
+          </w:p>
         </w:tc>
         <w:tc>
           <w:tcPr>
             <w:tcW w:w="1240" w:type="dxa"/>
           </w:tcPr>
-          <w:p/>
-        </w:tc>
-        <w:tc>
-          <w:tcPr>
-            <w:tcW w:w="1390" w:type="dxa"/>
-          </w:tcPr>
-          <w:p/>
-        </w:tc>
-        <w:tc>
-          <w:tcPr>
-            <w:tcW w:w="1390" w:type="dxa"/>
-          </w:tcPr>
-          <w:p/>
+          <w:p>
+            <w:r>
+              <w:t>15.01</w:t>
+            </w:r>
+          </w:p>
+        </w:tc>
+        <w:tc>
+          <w:tcPr>
+            <w:tcW w:w="1390" w:type="dxa"/>
+          </w:tcPr>
+          <w:p>
+            <w:r>
+              <w:t>167,794</w:t>
+            </w:r>
+          </w:p>
+        </w:tc>
+        <w:tc>
+          <w:tcPr>
+            <w:tcW w:w="1390" w:type="dxa"/>
+          </w:tcPr>
+          <w:p>
+            <w:r>
+              <w:t>186,248</w:t>
+            </w:r>
+          </w:p>
         </w:tc>
         <w:tc>
           <w:tcPr>
             <w:tcW w:w="1154" w:type="dxa"/>
           </w:tcPr>
-          <w:p/>
+          <w:p>
+            <w:r>
+              <w:t>0.3750</w:t>
+            </w:r>
+          </w:p>
         </w:tc>
         <w:tc>
           <w:tcPr>
             <w:tcW w:w="1545" w:type="dxa"/>
           </w:tcPr>
-          <w:p/>
+          <w:p>
+            <w:r>
+              <w:t>+32.57</w:t>
+            </w:r>
+          </w:p>
         </w:tc>
         <w:tc>
           <w:tcPr>
             <w:tcW w:w="2060" w:type="dxa"/>
           </w:tcPr>
-          <w:p/>
+          <w:p>
+            <w:r>
+              <w:t>+11.42</w:t>
+            </w:r>
+          </w:p>
         </w:tc>
       </w:tr>
       <w:tr>
@@ -5826,55 +7151,91 @@
           <w:tcPr>
             <w:tcW w:w="1283" w:type="dxa"/>
           </w:tcPr>
-          <w:p/>
+          <w:p>
+            <w:r>
+              <w:t>60.67</w:t>
+            </w:r>
+          </w:p>
         </w:tc>
         <w:tc>
           <w:tcPr>
             <w:tcW w:w="1183" w:type="dxa"/>
           </w:tcPr>
-          <w:p/>
+          <w:p>
+            <w:r>
+              <w:t>12.50</w:t>
+            </w:r>
+          </w:p>
         </w:tc>
         <w:tc>
           <w:tcPr>
             <w:tcW w:w="1207" w:type="dxa"/>
           </w:tcPr>
-          <w:p/>
+          <w:p>
+            <w:r>
+              <w:t>12.53</w:t>
+            </w:r>
+          </w:p>
         </w:tc>
         <w:tc>
           <w:tcPr>
             <w:tcW w:w="1240" w:type="dxa"/>
           </w:tcPr>
-          <w:p/>
-        </w:tc>
-        <w:tc>
-          <w:tcPr>
-            <w:tcW w:w="1390" w:type="dxa"/>
-          </w:tcPr>
-          <w:p/>
-        </w:tc>
-        <w:tc>
-          <w:tcPr>
-            <w:tcW w:w="1390" w:type="dxa"/>
-          </w:tcPr>
-          <w:p/>
+          <w:p>
+            <w:r>
+              <w:t>14.30</w:t>
+            </w:r>
+          </w:p>
+        </w:tc>
+        <w:tc>
+          <w:tcPr>
+            <w:tcW w:w="1390" w:type="dxa"/>
+          </w:tcPr>
+          <w:p>
+            <w:r>
+              <w:t>155,492</w:t>
+            </w:r>
+          </w:p>
+        </w:tc>
+        <w:tc>
+          <w:tcPr>
+            <w:tcW w:w="1390" w:type="dxa"/>
+          </w:tcPr>
+          <w:p>
+            <w:r>
+              <w:t>177,505</w:t>
+            </w:r>
+          </w:p>
         </w:tc>
         <w:tc>
           <w:tcPr>
             <w:tcW w:w="1154" w:type="dxa"/>
           </w:tcPr>
-          <w:p/>
+          <w:p>
+            <w:r>
+              <w:t>0.4323</w:t>
+            </w:r>
+          </w:p>
         </w:tc>
         <w:tc>
           <w:tcPr>
             <w:tcW w:w="1545" w:type="dxa"/>
           </w:tcPr>
-          <w:p/>
+          <w:p>
+            <w:r>
+              <w:t>+35.05</w:t>
+            </w:r>
+          </w:p>
         </w:tc>
         <w:tc>
           <w:tcPr>
             <w:tcW w:w="2060" w:type="dxa"/>
           </w:tcPr>
-          <w:p/>
+          <w:p>
+            <w:r>
+              <w:t>+12.21</w:t>
+            </w:r>
+          </w:p>
         </w:tc>
       </w:tr>
       <w:tr>
@@ -5892,55 +7253,91 @@
           <w:tcPr>
             <w:tcW w:w="1283" w:type="dxa"/>
           </w:tcPr>
-          <w:p/>
+          <w:p>
+            <w:r>
+              <w:t>64.74</w:t>
+            </w:r>
+          </w:p>
         </w:tc>
         <w:tc>
           <w:tcPr>
             <w:tcW w:w="1183" w:type="dxa"/>
           </w:tcPr>
-          <w:p/>
+          <w:p>
+            <w:r>
+              <w:t>11.22</w:t>
+            </w:r>
+          </w:p>
         </w:tc>
         <w:tc>
           <w:tcPr>
             <w:tcW w:w="1207" w:type="dxa"/>
           </w:tcPr>
-          <w:p/>
+          <w:p>
+            <w:r>
+              <w:t>11.02</w:t>
+            </w:r>
+          </w:p>
         </w:tc>
         <w:tc>
           <w:tcPr>
             <w:tcW w:w="1240" w:type="dxa"/>
           </w:tcPr>
-          <w:p/>
-        </w:tc>
-        <w:tc>
-          <w:tcPr>
-            <w:tcW w:w="1390" w:type="dxa"/>
-          </w:tcPr>
-          <w:p/>
-        </w:tc>
-        <w:tc>
-          <w:tcPr>
-            <w:tcW w:w="1390" w:type="dxa"/>
-          </w:tcPr>
-          <w:p/>
+          <w:p>
+            <w:r>
+              <w:t>13.02</w:t>
+            </w:r>
+          </w:p>
+        </w:tc>
+        <w:tc>
+          <w:tcPr>
+            <w:tcW w:w="1390" w:type="dxa"/>
+          </w:tcPr>
+          <w:p>
+            <w:r>
+              <w:t>136,782</w:t>
+            </w:r>
+          </w:p>
+        </w:tc>
+        <w:tc>
+          <w:tcPr>
+            <w:tcW w:w="1390" w:type="dxa"/>
+          </w:tcPr>
+          <w:p>
+            <w:r>
+              <w:t>161,539</w:t>
+            </w:r>
+          </w:p>
         </w:tc>
         <w:tc>
           <w:tcPr>
             <w:tcW w:w="1154" w:type="dxa"/>
           </w:tcPr>
-          <w:p/>
+          <w:p>
+            <w:r>
+              <w:t>0.5298</w:t>
+            </w:r>
+          </w:p>
         </w:tc>
         <w:tc>
           <w:tcPr>
             <w:tcW w:w="1545" w:type="dxa"/>
           </w:tcPr>
-          <w:p/>
+          <w:p>
+            <w:r>
+              <w:t>+39.12</w:t>
+            </w:r>
+          </w:p>
         </w:tc>
         <w:tc>
           <w:tcPr>
             <w:tcW w:w="2060" w:type="dxa"/>
           </w:tcPr>
-          <w:p/>
+          <w:p>
+            <w:r>
+              <w:t>+13.48</w:t>
+            </w:r>
+          </w:p>
         </w:tc>
       </w:tr>
       <w:tr>
@@ -5958,55 +7355,91 @@
           <w:tcPr>
             <w:tcW w:w="1283" w:type="dxa"/>
           </w:tcPr>
-          <w:p/>
+          <w:p>
+            <w:r>
+              <w:t>47.03</w:t>
+            </w:r>
+          </w:p>
         </w:tc>
         <w:tc>
           <w:tcPr>
             <w:tcW w:w="1183" w:type="dxa"/>
           </w:tcPr>
-          <w:p/>
+          <w:p>
+            <w:r>
+              <w:t>16.34</w:t>
+            </w:r>
+          </w:p>
         </w:tc>
         <w:tc>
           <w:tcPr>
             <w:tcW w:w="1207" w:type="dxa"/>
           </w:tcPr>
-          <w:p/>
+          <w:p>
+            <w:r>
+              <w:t>17.07</w:t>
+            </w:r>
+          </w:p>
         </w:tc>
         <w:tc>
           <w:tcPr>
             <w:tcW w:w="1240" w:type="dxa"/>
           </w:tcPr>
-          <w:p/>
-        </w:tc>
-        <w:tc>
-          <w:tcPr>
-            <w:tcW w:w="1390" w:type="dxa"/>
-          </w:tcPr>
-          <w:p/>
-        </w:tc>
-        <w:tc>
-          <w:tcPr>
-            <w:tcW w:w="1390" w:type="dxa"/>
-          </w:tcPr>
-          <w:p/>
+          <w:p>
+            <w:r>
+              <w:t>19.56</w:t>
+            </w:r>
+          </w:p>
+        </w:tc>
+        <w:tc>
+          <w:tcPr>
+            <w:tcW w:w="1390" w:type="dxa"/>
+          </w:tcPr>
+          <w:p>
+            <w:r>
+              <w:t>211,850</w:t>
+            </w:r>
+          </w:p>
+        </w:tc>
+        <w:tc>
+          <w:tcPr>
+            <w:tcW w:w="1390" w:type="dxa"/>
+          </w:tcPr>
+          <w:p>
+            <w:r>
+              <w:t>242,734</w:t>
+            </w:r>
+          </w:p>
         </w:tc>
         <w:tc>
           <w:tcPr>
             <w:tcW w:w="1154" w:type="dxa"/>
           </w:tcPr>
-          <w:p/>
+          <w:p>
+            <w:r>
+              <w:t>-0.0616</w:t>
+            </w:r>
+          </w:p>
         </w:tc>
         <w:tc>
           <w:tcPr>
             <w:tcW w:w="1545" w:type="dxa"/>
           </w:tcPr>
-          <w:p/>
+          <w:p>
+            <w:r>
+              <w:t>+21.41</w:t>
+            </w:r>
+          </w:p>
         </w:tc>
         <w:tc>
           <w:tcPr>
             <w:tcW w:w="2060" w:type="dxa"/>
           </w:tcPr>
-          <w:p/>
+          <w:p>
+            <w:r>
+              <w:t>+8.36</w:t>
+            </w:r>
+          </w:p>
         </w:tc>
       </w:tr>
       <w:tr>
@@ -6024,55 +7457,91 @@
           <w:tcPr>
             <w:tcW w:w="1283" w:type="dxa"/>
           </w:tcPr>
-          <w:p/>
+          <w:p>
+            <w:r>
+              <w:t>66.78</w:t>
+            </w:r>
+          </w:p>
         </w:tc>
         <w:tc>
           <w:tcPr>
             <w:tcW w:w="1183" w:type="dxa"/>
           </w:tcPr>
-          <w:p/>
+          <w:p>
+            <w:r>
+              <w:t>10.52</w:t>
+            </w:r>
+          </w:p>
         </w:tc>
         <w:tc>
           <w:tcPr>
             <w:tcW w:w="1207" w:type="dxa"/>
           </w:tcPr>
-          <w:p/>
+          <w:p>
+            <w:r>
+              <w:t>10.45</w:t>
+            </w:r>
+          </w:p>
         </w:tc>
         <w:tc>
           <w:tcPr>
             <w:tcW w:w="1240" w:type="dxa"/>
           </w:tcPr>
-          <w:p/>
-        </w:tc>
-        <w:tc>
-          <w:tcPr>
-            <w:tcW w:w="1390" w:type="dxa"/>
-          </w:tcPr>
-          <w:p/>
-        </w:tc>
-        <w:tc>
-          <w:tcPr>
-            <w:tcW w:w="1390" w:type="dxa"/>
-          </w:tcPr>
-          <w:p/>
+          <w:p>
+            <w:r>
+              <w:t>12.26</w:t>
+            </w:r>
+          </w:p>
+        </w:tc>
+        <w:tc>
+          <w:tcPr>
+            <w:tcW w:w="1390" w:type="dxa"/>
+          </w:tcPr>
+          <w:p>
+            <w:r>
+              <w:t>129,642</w:t>
+            </w:r>
+          </w:p>
+        </w:tc>
+        <w:tc>
+          <w:tcPr>
+            <w:tcW w:w="1390" w:type="dxa"/>
+          </w:tcPr>
+          <w:p>
+            <w:r>
+              <w:t>152,102</w:t>
+            </w:r>
+          </w:p>
         </w:tc>
         <w:tc>
           <w:tcPr>
             <w:tcW w:w="1154" w:type="dxa"/>
           </w:tcPr>
-          <w:p/>
+          <w:p>
+            <w:r>
+              <w:t>0.5832</w:t>
+            </w:r>
+          </w:p>
         </w:tc>
         <w:tc>
           <w:tcPr>
             <w:tcW w:w="1545" w:type="dxa"/>
           </w:tcPr>
-          <w:p/>
+          <w:p>
+            <w:r>
+              <w:t>+41.16</w:t>
+            </w:r>
+          </w:p>
         </w:tc>
         <w:tc>
           <w:tcPr>
             <w:tcW w:w="2060" w:type="dxa"/>
           </w:tcPr>
-          <w:p/>
+          <w:p>
+            <w:r>
+              <w:t>+14.19</w:t>
+            </w:r>
+          </w:p>
         </w:tc>
       </w:tr>
     </w:tbl>
@@ -6570,55 +8039,91 @@
           <w:tcPr>
             <w:tcW w:w="1283" w:type="dxa"/>
           </w:tcPr>
-          <w:p/>
+          <w:p>
+            <w:r>
+              <w:t>57.25</w:t>
+            </w:r>
+          </w:p>
         </w:tc>
         <w:tc>
           <w:tcPr>
             <w:tcW w:w="1183" w:type="dxa"/>
           </w:tcPr>
-          <w:p/>
+          <w:p>
+            <w:r>
+              <w:t>13.44</w:t>
+            </w:r>
+          </w:p>
         </w:tc>
         <w:tc>
           <w:tcPr>
             <w:tcW w:w="1207" w:type="dxa"/>
           </w:tcPr>
-          <w:p/>
+          <w:p>
+            <w:r>
+              <w:t>13.56</w:t>
+            </w:r>
+          </w:p>
         </w:tc>
         <w:tc>
           <w:tcPr>
             <w:tcW w:w="1240" w:type="dxa"/>
           </w:tcPr>
-          <w:p/>
-        </w:tc>
-        <w:tc>
-          <w:tcPr>
-            <w:tcW w:w="1390" w:type="dxa"/>
-          </w:tcPr>
-          <w:p/>
-        </w:tc>
-        <w:tc>
-          <w:tcPr>
-            <w:tcW w:w="1390" w:type="dxa"/>
-          </w:tcPr>
-          <w:p/>
+          <w:p>
+            <w:r>
+              <w:t>15.75</w:t>
+            </w:r>
+          </w:p>
+        </w:tc>
+        <w:tc>
+          <w:tcPr>
+            <w:tcW w:w="1390" w:type="dxa"/>
+          </w:tcPr>
+          <w:p>
+            <w:r>
+              <w:t>168,323</w:t>
+            </w:r>
+          </w:p>
+        </w:tc>
+        <w:tc>
+          <w:tcPr>
+            <w:tcW w:w="1390" w:type="dxa"/>
+          </w:tcPr>
+          <w:p>
+            <w:r>
+              <w:t>195,478</w:t>
+            </w:r>
+          </w:p>
         </w:tc>
         <w:tc>
           <w:tcPr>
             <w:tcW w:w="1154" w:type="dxa"/>
           </w:tcPr>
-          <w:p/>
+          <w:p>
+            <w:r>
+              <w:t>0.3115</w:t>
+            </w:r>
+          </w:p>
         </w:tc>
         <w:tc>
           <w:tcPr>
             <w:tcW w:w="1545" w:type="dxa"/>
           </w:tcPr>
-          <w:p/>
+          <w:p>
+            <w:r>
+              <w:t>+31.63</w:t>
+            </w:r>
+          </w:p>
         </w:tc>
         <w:tc>
           <w:tcPr>
             <w:tcW w:w="2060" w:type="dxa"/>
           </w:tcPr>
-          <w:p/>
+          <w:p>
+            <w:r>
+              <w:t>+11.26</w:t>
+            </w:r>
+          </w:p>
         </w:tc>
       </w:tr>
       <w:tr>
@@ -6636,55 +8141,91 @@
           <w:tcPr>
             <w:tcW w:w="1283" w:type="dxa"/>
           </w:tcPr>
-          <w:p/>
+          <w:p>
+            <w:r>
+              <w:t>57.27</w:t>
+            </w:r>
+          </w:p>
         </w:tc>
         <w:tc>
           <w:tcPr>
             <w:tcW w:w="1183" w:type="dxa"/>
           </w:tcPr>
-          <w:p/>
+          <w:p>
+            <w:r>
+              <w:t>14.37</w:t>
+            </w:r>
+          </w:p>
         </w:tc>
         <w:tc>
           <w:tcPr>
             <w:tcW w:w="1207" w:type="dxa"/>
           </w:tcPr>
-          <w:p/>
+          <w:p>
+            <w:r>
+              <w:t>12.92</w:t>
+            </w:r>
+          </w:p>
         </w:tc>
         <w:tc>
           <w:tcPr>
             <w:tcW w:w="1240" w:type="dxa"/>
           </w:tcPr>
-          <w:p/>
-        </w:tc>
-        <w:tc>
-          <w:tcPr>
-            <w:tcW w:w="1390" w:type="dxa"/>
-          </w:tcPr>
-          <w:p/>
-        </w:tc>
-        <w:tc>
-          <w:tcPr>
-            <w:tcW w:w="1390" w:type="dxa"/>
-          </w:tcPr>
-          <w:p/>
+          <w:p>
+            <w:r>
+              <w:t>15.44</w:t>
+            </w:r>
+          </w:p>
+        </w:tc>
+        <w:tc>
+          <w:tcPr>
+            <w:tcW w:w="1390" w:type="dxa"/>
+          </w:tcPr>
+          <w:p>
+            <w:r>
+              <w:t>160,279</w:t>
+            </w:r>
+          </w:p>
+        </w:tc>
+        <w:tc>
+          <w:tcPr>
+            <w:tcW w:w="1390" w:type="dxa"/>
+          </w:tcPr>
+          <w:p>
+            <w:r>
+              <w:t>191,620</w:t>
+            </w:r>
+          </w:p>
         </w:tc>
         <w:tc>
           <w:tcPr>
             <w:tcW w:w="1154" w:type="dxa"/>
           </w:tcPr>
-          <w:p/>
+          <w:p>
+            <w:r>
+              <w:t>0.3384</w:t>
+            </w:r>
+          </w:p>
         </w:tc>
         <w:tc>
           <w:tcPr>
             <w:tcW w:w="1545" w:type="dxa"/>
           </w:tcPr>
-          <w:p/>
+          <w:p>
+            <w:r>
+              <w:t>+31.66</w:t>
+            </w:r>
+          </w:p>
         </w:tc>
         <w:tc>
           <w:tcPr>
             <w:tcW w:w="2060" w:type="dxa"/>
           </w:tcPr>
-          <w:p/>
+          <w:p>
+            <w:r>
+              <w:t>+10.33</w:t>
+            </w:r>
+          </w:p>
         </w:tc>
       </w:tr>
       <w:tr>
@@ -6702,55 +8243,91 @@
           <w:tcPr>
             <w:tcW w:w="1283" w:type="dxa"/>
           </w:tcPr>
-          <w:p/>
+          <w:p>
+            <w:r>
+              <w:t>39.61</w:t>
+            </w:r>
+          </w:p>
         </w:tc>
         <w:tc>
           <w:tcPr>
             <w:tcW w:w="1183" w:type="dxa"/>
           </w:tcPr>
-          <w:p/>
+          <w:p>
+            <w:r>
+              <w:t>20.48</w:t>
+            </w:r>
+          </w:p>
         </w:tc>
         <w:tc>
           <w:tcPr>
             <w:tcW w:w="1207" w:type="dxa"/>
           </w:tcPr>
-          <w:p/>
+          <w:p>
+            <w:r>
+              <w:t>19.27</w:t>
+            </w:r>
+          </w:p>
         </w:tc>
         <w:tc>
           <w:tcPr>
             <w:tcW w:w="1240" w:type="dxa"/>
           </w:tcPr>
-          <w:p/>
-        </w:tc>
-        <w:tc>
-          <w:tcPr>
-            <w:tcW w:w="1390" w:type="dxa"/>
-          </w:tcPr>
-          <w:p/>
-        </w:tc>
-        <w:tc>
-          <w:tcPr>
-            <w:tcW w:w="1390" w:type="dxa"/>
-          </w:tcPr>
-          <w:p/>
+          <w:p>
+            <w:r>
+              <w:t>20.63</w:t>
+            </w:r>
+          </w:p>
+        </w:tc>
+        <w:tc>
+          <w:tcPr>
+            <w:tcW w:w="1390" w:type="dxa"/>
+          </w:tcPr>
+          <w:p>
+            <w:r>
+              <w:t>239,176</w:t>
+            </w:r>
+          </w:p>
+        </w:tc>
+        <w:tc>
+          <w:tcPr>
+            <w:tcW w:w="1390" w:type="dxa"/>
+          </w:tcPr>
+          <w:p>
+            <w:r>
+              <w:t>256,049</w:t>
+            </w:r>
+          </w:p>
         </w:tc>
         <w:tc>
           <w:tcPr>
             <w:tcW w:w="1154" w:type="dxa"/>
           </w:tcPr>
-          <w:p/>
+          <w:p>
+            <w:r>
+              <w:t>-0.1813</w:t>
+            </w:r>
+          </w:p>
         </w:tc>
         <w:tc>
           <w:tcPr>
             <w:tcW w:w="1545" w:type="dxa"/>
           </w:tcPr>
-          <w:p/>
+          <w:p>
+            <w:r>
+              <w:t>+13.99</w:t>
+            </w:r>
+          </w:p>
         </w:tc>
         <w:tc>
           <w:tcPr>
             <w:tcW w:w="2060" w:type="dxa"/>
           </w:tcPr>
-          <w:p/>
+          <w:p>
+            <w:r>
+              <w:t>+4.22</w:t>
+            </w:r>
+          </w:p>
         </w:tc>
       </w:tr>
       <w:tr>
@@ -6768,55 +8345,91 @@
           <w:tcPr>
             <w:tcW w:w="1283" w:type="dxa"/>
           </w:tcPr>
-          <w:p/>
+          <w:p>
+            <w:r>
+              <w:t>65.13</w:t>
+            </w:r>
+          </w:p>
         </w:tc>
         <w:tc>
           <w:tcPr>
             <w:tcW w:w="1183" w:type="dxa"/>
           </w:tcPr>
-          <w:p/>
+          <w:p>
+            <w:r>
+              <w:t>11.42</w:t>
+            </w:r>
+          </w:p>
         </w:tc>
         <w:tc>
           <w:tcPr>
             <w:tcW w:w="1207" w:type="dxa"/>
           </w:tcPr>
-          <w:p/>
+          <w:p>
+            <w:r>
+              <w:t>10.58</w:t>
+            </w:r>
+          </w:p>
         </w:tc>
         <w:tc>
           <w:tcPr>
             <w:tcW w:w="1240" w:type="dxa"/>
           </w:tcPr>
-          <w:p/>
-        </w:tc>
-        <w:tc>
-          <w:tcPr>
-            <w:tcW w:w="1390" w:type="dxa"/>
-          </w:tcPr>
-          <w:p/>
-        </w:tc>
-        <w:tc>
-          <w:tcPr>
-            <w:tcW w:w="1390" w:type="dxa"/>
-          </w:tcPr>
-          <w:p/>
+          <w:p>
+            <w:r>
+              <w:t>12.87</w:t>
+            </w:r>
+          </w:p>
+        </w:tc>
+        <w:tc>
+          <w:tcPr>
+            <w:tcW w:w="1390" w:type="dxa"/>
+          </w:tcPr>
+          <w:p>
+            <w:r>
+              <w:t>131,265</w:t>
+            </w:r>
+          </w:p>
+        </w:tc>
+        <w:tc>
+          <w:tcPr>
+            <w:tcW w:w="1390" w:type="dxa"/>
+          </w:tcPr>
+          <w:p>
+            <w:r>
+              <w:t>159,666</w:t>
+            </w:r>
+          </w:p>
         </w:tc>
         <w:tc>
           <w:tcPr>
             <w:tcW w:w="1154" w:type="dxa"/>
           </w:tcPr>
-          <w:p/>
+          <w:p>
+            <w:r>
+              <w:t>0.5407</w:t>
+            </w:r>
+          </w:p>
         </w:tc>
         <w:tc>
           <w:tcPr>
             <w:tcW w:w="1545" w:type="dxa"/>
           </w:tcPr>
-          <w:p/>
+          <w:p>
+            <w:r>
+              <w:t>+39.52</w:t>
+            </w:r>
+          </w:p>
         </w:tc>
         <w:tc>
           <w:tcPr>
             <w:tcW w:w="2060" w:type="dxa"/>
           </w:tcPr>
-          <w:p/>
+          <w:p>
+            <w:r>
+              <w:t>+13.28</w:t>
+            </w:r>
+          </w:p>
         </w:tc>
       </w:tr>
       <w:tr>
@@ -6834,55 +8447,91 @@
           <w:tcPr>
             <w:tcW w:w="1283" w:type="dxa"/>
           </w:tcPr>
-          <w:p/>
+          <w:p>
+            <w:r>
+              <w:t>60.76</w:t>
+            </w:r>
+          </w:p>
         </w:tc>
         <w:tc>
           <w:tcPr>
             <w:tcW w:w="1183" w:type="dxa"/>
           </w:tcPr>
-          <w:p/>
+          <w:p>
+            <w:r>
+              <w:t>12.61</w:t>
+            </w:r>
+          </w:p>
         </w:tc>
         <w:tc>
           <w:tcPr>
             <w:tcW w:w="1207" w:type="dxa"/>
           </w:tcPr>
-          <w:p/>
+          <w:p>
+            <w:r>
+              <w:t>12.36</w:t>
+            </w:r>
+          </w:p>
         </w:tc>
         <w:tc>
           <w:tcPr>
             <w:tcW w:w="1240" w:type="dxa"/>
           </w:tcPr>
-          <w:p/>
-        </w:tc>
-        <w:tc>
-          <w:tcPr>
-            <w:tcW w:w="1390" w:type="dxa"/>
-          </w:tcPr>
-          <w:p/>
-        </w:tc>
-        <w:tc>
-          <w:tcPr>
-            <w:tcW w:w="1390" w:type="dxa"/>
-          </w:tcPr>
-          <w:p/>
+          <w:p>
+            <w:r>
+              <w:t>14.27</w:t>
+            </w:r>
+          </w:p>
+        </w:tc>
+        <w:tc>
+          <w:tcPr>
+            <w:tcW w:w="1390" w:type="dxa"/>
+          </w:tcPr>
+          <w:p>
+            <w:r>
+              <w:t>153,402</w:t>
+            </w:r>
+          </w:p>
+        </w:tc>
+        <w:tc>
+          <w:tcPr>
+            <w:tcW w:w="1390" w:type="dxa"/>
+          </w:tcPr>
+          <w:p>
+            <w:r>
+              <w:t>177,105</w:t>
+            </w:r>
+          </w:p>
         </w:tc>
         <w:tc>
           <w:tcPr>
             <w:tcW w:w="1154" w:type="dxa"/>
           </w:tcPr>
-          <w:p/>
+          <w:p>
+            <w:r>
+              <w:t>0.4348</w:t>
+            </w:r>
+          </w:p>
         </w:tc>
         <w:tc>
           <w:tcPr>
             <w:tcW w:w="1545" w:type="dxa"/>
           </w:tcPr>
-          <w:p/>
+          <w:p>
+            <w:r>
+              <w:t>+35.14</w:t>
+            </w:r>
+          </w:p>
         </w:tc>
         <w:tc>
           <w:tcPr>
             <w:tcW w:w="2060" w:type="dxa"/>
           </w:tcPr>
-          <w:p/>
+          <w:p>
+            <w:r>
+              <w:t>+12.09</w:t>
+            </w:r>
+          </w:p>
         </w:tc>
       </w:tr>
     </w:tbl>
@@ -7375,55 +9024,91 @@
           <w:tcPr>
             <w:tcW w:w="1283" w:type="dxa"/>
           </w:tcPr>
-          <w:p/>
+          <w:p>
+            <w:r>
+              <w:t>10.37</w:t>
+            </w:r>
+          </w:p>
         </w:tc>
         <w:tc>
           <w:tcPr>
             <w:tcW w:w="1183" w:type="dxa"/>
           </w:tcPr>
-          <w:p/>
+          <w:p>
+            <w:r>
+              <w:t>27.64</w:t>
+            </w:r>
+          </w:p>
         </w:tc>
         <w:tc>
           <w:tcPr>
             <w:tcW w:w="1207" w:type="dxa"/>
           </w:tcPr>
-          <w:p/>
+          <w:p>
+            <w:r>
+              <w:t>29.20</w:t>
+            </w:r>
+          </w:p>
         </w:tc>
         <w:tc>
           <w:tcPr>
             <w:tcW w:w="1240" w:type="dxa"/>
           </w:tcPr>
-          <w:p/>
-        </w:tc>
-        <w:tc>
-          <w:tcPr>
-            <w:tcW w:w="1390" w:type="dxa"/>
-          </w:tcPr>
-          <w:p/>
-        </w:tc>
-        <w:tc>
-          <w:tcPr>
-            <w:tcW w:w="1390" w:type="dxa"/>
-          </w:tcPr>
-          <w:p/>
+          <w:p>
+            <w:r>
+              <w:t>32.80</w:t>
+            </w:r>
+          </w:p>
+        </w:tc>
+        <w:tc>
+          <w:tcPr>
+            <w:tcW w:w="1390" w:type="dxa"/>
+          </w:tcPr>
+          <w:p>
+            <w:r>
+              <w:t>362,335</w:t>
+            </w:r>
+          </w:p>
+        </w:tc>
+        <w:tc>
+          <w:tcPr>
+            <w:tcW w:w="1390" w:type="dxa"/>
+          </w:tcPr>
+          <w:p>
+            <w:r>
+              <w:t>407,021</w:t>
+            </w:r>
+          </w:p>
         </w:tc>
         <w:tc>
           <w:tcPr>
             <w:tcW w:w="1154" w:type="dxa"/>
           </w:tcPr>
-          <w:p/>
+          <w:p>
+            <w:r>
+              <w:t>-1.9850</w:t>
+            </w:r>
+          </w:p>
         </w:tc>
         <w:tc>
           <w:tcPr>
             <w:tcW w:w="1545" w:type="dxa"/>
           </w:tcPr>
-          <w:p/>
+          <w:p>
+            <w:r>
+              <w:t>-15.25</w:t>
+            </w:r>
+          </w:p>
         </w:tc>
         <w:tc>
           <w:tcPr>
             <w:tcW w:w="2060" w:type="dxa"/>
           </w:tcPr>
-          <w:p/>
+          <w:p>
+            <w:r>
+              <w:t>-2.93</w:t>
+            </w:r>
+          </w:p>
         </w:tc>
       </w:tr>
       <w:tr>
@@ -7441,55 +9126,91 @@
           <w:tcPr>
             <w:tcW w:w="1283" w:type="dxa"/>
           </w:tcPr>
-          <w:p/>
+          <w:p>
+            <w:r>
+              <w:t>56.22</w:t>
+            </w:r>
+          </w:p>
         </w:tc>
         <w:tc>
           <w:tcPr>
             <w:tcW w:w="1183" w:type="dxa"/>
           </w:tcPr>
-          <w:p/>
+          <w:p>
+            <w:r>
+              <w:t>14.04</w:t>
+            </w:r>
+          </w:p>
         </w:tc>
         <w:tc>
           <w:tcPr>
             <w:tcW w:w="1207" w:type="dxa"/>
           </w:tcPr>
-          <w:p/>
+          <w:p>
+            <w:r>
+              <w:t>13.51</w:t>
+            </w:r>
+          </w:p>
         </w:tc>
         <w:tc>
           <w:tcPr>
             <w:tcW w:w="1240" w:type="dxa"/>
           </w:tcPr>
-          <w:p/>
-        </w:tc>
-        <w:tc>
-          <w:tcPr>
-            <w:tcW w:w="1390" w:type="dxa"/>
-          </w:tcPr>
-          <w:p/>
-        </w:tc>
-        <w:tc>
-          <w:tcPr>
-            <w:tcW w:w="1390" w:type="dxa"/>
-          </w:tcPr>
-          <w:p/>
+          <w:p>
+            <w:r>
+              <w:t>16.23</w:t>
+            </w:r>
+          </w:p>
+        </w:tc>
+        <w:tc>
+          <w:tcPr>
+            <w:tcW w:w="1390" w:type="dxa"/>
+          </w:tcPr>
+          <w:p>
+            <w:r>
+              <w:t>167,677</w:t>
+            </w:r>
+          </w:p>
+        </w:tc>
+        <w:tc>
+          <w:tcPr>
+            <w:tcW w:w="1390" w:type="dxa"/>
+          </w:tcPr>
+          <w:p>
+            <w:r>
+              <w:t>201,393</w:t>
+            </w:r>
+          </w:p>
         </w:tc>
         <w:tc>
           <w:tcPr>
             <w:tcW w:w="1154" w:type="dxa"/>
           </w:tcPr>
-          <w:p/>
+          <w:p>
+            <w:r>
+              <w:t>0.2692</w:t>
+            </w:r>
+          </w:p>
         </w:tc>
         <w:tc>
           <w:tcPr>
             <w:tcW w:w="1545" w:type="dxa"/>
           </w:tcPr>
-          <w:p/>
+          <w:p>
+            <w:r>
+              <w:t>+30.60</w:t>
+            </w:r>
+          </w:p>
         </w:tc>
         <w:tc>
           <w:tcPr>
             <w:tcW w:w="2060" w:type="dxa"/>
           </w:tcPr>
-          <w:p/>
+          <w:p>
+            <w:r>
+              <w:t>+10.66</w:t>
+            </w:r>
+          </w:p>
         </w:tc>
       </w:tr>
       <w:tr>
@@ -7507,55 +9228,91 @@
           <w:tcPr>
             <w:tcW w:w="1283" w:type="dxa"/>
           </w:tcPr>
-          <w:p/>
+          <w:p>
+            <w:r>
+              <w:t>72.62</w:t>
+            </w:r>
+          </w:p>
         </w:tc>
         <w:tc>
           <w:tcPr>
             <w:tcW w:w="1183" w:type="dxa"/>
           </w:tcPr>
-          <w:p/>
+          <w:p>
+            <w:r>
+              <w:t>8.79</w:t>
+            </w:r>
+          </w:p>
         </w:tc>
         <w:tc>
           <w:tcPr>
             <w:tcW w:w="1207" w:type="dxa"/>
           </w:tcPr>
-          <w:p/>
+          <w:p>
+            <w:r>
+              <w:t>8.24</w:t>
+            </w:r>
+          </w:p>
         </w:tc>
         <w:tc>
           <w:tcPr>
             <w:tcW w:w="1240" w:type="dxa"/>
           </w:tcPr>
-          <w:p/>
-        </w:tc>
-        <w:tc>
-          <w:tcPr>
-            <w:tcW w:w="1390" w:type="dxa"/>
-          </w:tcPr>
-          <w:p/>
-        </w:tc>
-        <w:tc>
-          <w:tcPr>
-            <w:tcW w:w="1390" w:type="dxa"/>
-          </w:tcPr>
-          <w:p/>
+          <w:p>
+            <w:r>
+              <w:t>10.35</w:t>
+            </w:r>
+          </w:p>
+        </w:tc>
+        <w:tc>
+          <w:tcPr>
+            <w:tcW w:w="1390" w:type="dxa"/>
+          </w:tcPr>
+          <w:p>
+            <w:r>
+              <w:t>102,205</w:t>
+            </w:r>
+          </w:p>
+        </w:tc>
+        <w:tc>
+          <w:tcPr>
+            <w:tcW w:w="1390" w:type="dxa"/>
+          </w:tcPr>
+          <w:p>
+            <w:r>
+              <w:t>128,501</w:t>
+            </w:r>
+          </w:p>
         </w:tc>
         <w:tc>
           <w:tcPr>
             <w:tcW w:w="1154" w:type="dxa"/>
           </w:tcPr>
-          <w:p/>
+          <w:p>
+            <w:r>
+              <w:t>0.7025</w:t>
+            </w:r>
+          </w:p>
         </w:tc>
         <w:tc>
           <w:tcPr>
             <w:tcW w:w="1545" w:type="dxa"/>
           </w:tcPr>
-          <w:p/>
+          <w:p>
+            <w:r>
+              <w:t>+47.01</w:t>
+            </w:r>
+          </w:p>
         </w:tc>
         <w:tc>
           <w:tcPr>
             <w:tcW w:w="2060" w:type="dxa"/>
           </w:tcPr>
-          <w:p/>
+          <w:p>
+            <w:r>
+              <w:t>+15.91</w:t>
+            </w:r>
+          </w:p>
         </w:tc>
       </w:tr>
       <w:tr>
@@ -7573,55 +9330,91 @@
           <w:tcPr>
             <w:tcW w:w="1283" w:type="dxa"/>
           </w:tcPr>
-          <w:p/>
+          <w:p>
+            <w:r>
+              <w:t>35.24</w:t>
+            </w:r>
+          </w:p>
         </w:tc>
         <w:tc>
           <w:tcPr>
             <w:tcW w:w="1183" w:type="dxa"/>
           </w:tcPr>
-          <w:p/>
+          <w:p>
+            <w:r>
+              <w:t>21.07</w:t>
+            </w:r>
+          </w:p>
         </w:tc>
         <w:tc>
           <w:tcPr>
             <w:tcW w:w="1207" w:type="dxa"/>
           </w:tcPr>
-          <w:p/>
+          <w:p>
+            <w:r>
+              <w:t>21.13</w:t>
+            </w:r>
+          </w:p>
         </w:tc>
         <w:tc>
           <w:tcPr>
             <w:tcW w:w="1240" w:type="dxa"/>
           </w:tcPr>
-          <w:p/>
-        </w:tc>
-        <w:tc>
-          <w:tcPr>
-            <w:tcW w:w="1390" w:type="dxa"/>
-          </w:tcPr>
-          <w:p/>
-        </w:tc>
-        <w:tc>
-          <w:tcPr>
-            <w:tcW w:w="1390" w:type="dxa"/>
-          </w:tcPr>
-          <w:p/>
+          <w:p>
+            <w:r>
+              <w:t>22.55</w:t>
+            </w:r>
+          </w:p>
+        </w:tc>
+        <w:tc>
+          <w:tcPr>
+            <w:tcW w:w="1390" w:type="dxa"/>
+          </w:tcPr>
+          <w:p>
+            <w:r>
+              <w:t>262,252</w:t>
+            </w:r>
+          </w:p>
+        </w:tc>
+        <w:tc>
+          <w:tcPr>
+            <w:tcW w:w="1390" w:type="dxa"/>
+          </w:tcPr>
+          <w:p>
+            <w:r>
+              <w:t>279,889</w:t>
+            </w:r>
+          </w:p>
         </w:tc>
         <w:tc>
           <w:tcPr>
             <w:tcW w:w="1154" w:type="dxa"/>
           </w:tcPr>
-          <w:p/>
+          <w:p>
+            <w:r>
+              <w:t>-0.4115</w:t>
+            </w:r>
+          </w:p>
         </w:tc>
         <w:tc>
           <w:tcPr>
             <w:tcW w:w="1545" w:type="dxa"/>
           </w:tcPr>
-          <w:p/>
+          <w:p>
+            <w:r>
+              <w:t>+9.63</w:t>
+            </w:r>
+          </w:p>
         </w:tc>
         <w:tc>
           <w:tcPr>
             <w:tcW w:w="2060" w:type="dxa"/>
           </w:tcPr>
-          <w:p/>
+          <w:p>
+            <w:r>
+              <w:t>+3.63</w:t>
+            </w:r>
+          </w:p>
         </w:tc>
       </w:tr>
       <w:tr>
@@ -7639,55 +9432,91 @@
           <w:tcPr>
             <w:tcW w:w="1283" w:type="dxa"/>
           </w:tcPr>
-          <w:p/>
+          <w:p>
+            <w:r>
+              <w:t>63.30</w:t>
+            </w:r>
+          </w:p>
         </w:tc>
         <w:tc>
           <w:tcPr>
             <w:tcW w:w="1183" w:type="dxa"/>
           </w:tcPr>
-          <w:p/>
+          <w:p>
+            <w:r>
+              <w:t>11.62</w:t>
+            </w:r>
+          </w:p>
         </w:tc>
         <w:tc>
           <w:tcPr>
             <w:tcW w:w="1207" w:type="dxa"/>
           </w:tcPr>
-          <w:p/>
+          <w:p>
+            <w:r>
+              <w:t>11.74</w:t>
+            </w:r>
+          </w:p>
         </w:tc>
         <w:tc>
           <w:tcPr>
             <w:tcW w:w="1240" w:type="dxa"/>
           </w:tcPr>
-          <w:p/>
-        </w:tc>
-        <w:tc>
-          <w:tcPr>
-            <w:tcW w:w="1390" w:type="dxa"/>
-          </w:tcPr>
-          <w:p/>
-        </w:tc>
-        <w:tc>
-          <w:tcPr>
-            <w:tcW w:w="1390" w:type="dxa"/>
-          </w:tcPr>
-          <w:p/>
+          <w:p>
+            <w:r>
+              <w:t>13.34</w:t>
+            </w:r>
+          </w:p>
+        </w:tc>
+        <w:tc>
+          <w:tcPr>
+            <w:tcW w:w="1390" w:type="dxa"/>
+          </w:tcPr>
+          <w:p>
+            <w:r>
+              <w:t>145,642</w:t>
+            </w:r>
+          </w:p>
+        </w:tc>
+        <w:tc>
+          <w:tcPr>
+            <w:tcW w:w="1390" w:type="dxa"/>
+          </w:tcPr>
+          <w:p>
+            <w:r>
+              <w:t>165,506</w:t>
+            </w:r>
+          </w:p>
         </w:tc>
         <w:tc>
           <w:tcPr>
             <w:tcW w:w="1154" w:type="dxa"/>
           </w:tcPr>
-          <w:p/>
+          <w:p>
+            <w:r>
+              <w:t>0.5064</w:t>
+            </w:r>
+          </w:p>
         </w:tc>
         <w:tc>
           <w:tcPr>
             <w:tcW w:w="1545" w:type="dxa"/>
           </w:tcPr>
-          <w:p/>
+          <w:p>
+            <w:r>
+              <w:t>+37.69</w:t>
+            </w:r>
+          </w:p>
         </w:tc>
         <w:tc>
           <w:tcPr>
             <w:tcW w:w="2060" w:type="dxa"/>
           </w:tcPr>
-          <w:p/>
+          <w:p>
+            <w:r>
+              <w:t>+13.08</w:t>
+            </w:r>
+          </w:p>
         </w:tc>
       </w:tr>
     </w:tbl>
